--- a/QTQLĐT&HTQT03/QTQLĐT&HTQT03BM34.docx
+++ b/QTQLĐT&HTQT03/QTQLĐT&HTQT03BM34.docx
@@ -1,8 +1,2022 @@
 
 <file path=word/document.xml><?xml version="1.0" encoding="utf-8"?>
-<w:document xmlns:wpc="http://schemas.microsoft.com/office/word/2010/wordprocessingCanvas" xmlns:cx="http://schemas.microsoft.com/office/drawing/2014/chartex" xmlns:cx1="http://schemas.microsoft.com/office/drawing/2015/9/8/chartex" xmlns:cx2="http://schemas.microsoft.com/office/drawing/2015/10/21/chartex" xmlns:cx3="http://schemas.microsoft.com/office/drawing/2016/5/9/chartex" xmlns:cx4="http://schemas.microsoft.com/office/drawing/2016/5/10/chartex" xmlns:cx5="http://schemas.microsoft.com/office/drawing/2016/5/11/chartex" xmlns:cx6="http://schemas.microsoft.com/office/drawing/2016/5/12/chartex" xmlns:cx7="http://schemas.microsoft.com/office/drawing/2016/5/13/chartex" xmlns:cx8="http://schemas.microsoft.com/office/drawing/2016/5/14/chartex" xmlns:mc="http://schemas.openxmlformats.org/markup-compatibility/2006" xmlns:aink="http://schemas.microsoft.com/office/drawing/2016/ink" xmlns:am3d="http://schemas.microsoft.com/office/drawing/2017/model3d" xmlns:o="urn:schemas-microsoft-com:office:office" xmlns:oel="http://schemas.microsoft.com/office/2019/extlst" xmlns:r="http://schemas.openxmlformats.org/officeDocument/2006/relationships" xmlns:m="http://schemas.openxmlformats.org/officeDocument/2006/math" xmlns:v="urn:schemas-microsoft-com:vml" xmlns:wp14="http://schemas.microsoft.com/office/word/2010/wordprocessingDrawing" xmlns:wp="http://schemas.openxmlformats.org/drawingml/2006/wordprocessingDrawing" xmlns:w10="urn:schemas-microsoft-com:office:word" xmlns:w="http://schemas.openxmlformats.org/wordprocessingml/2006/main" xmlns:w14="http://schemas.microsoft.com/office/word/2010/wordml" xmlns:w15="http://schemas.microsoft.com/office/word/2012/wordml" xmlns:w16cex="http://schemas.microsoft.com/office/word/2018/wordml/cex" xmlns:w16cid="http://schemas.microsoft.com/office/word/2016/wordml/cid" xmlns:w16="http://schemas.microsoft.com/office/word/2018/wordml" xmlns:w16sdtdh="http://schemas.microsoft.com/office/word/2020/wordml/sdtdatahash" xmlns:w16se="http://schemas.microsoft.com/office/word/2015/wordml/symex" xmlns:wpg="http://schemas.microsoft.com/office/word/2010/wordprocessingGroup" xmlns:wpi="http://schemas.microsoft.com/office/word/2010/wordprocessingInk" xmlns:wne="http://schemas.microsoft.com/office/word/2006/wordml" xmlns:wps="http://schemas.microsoft.com/office/word/2010/wordprocessingShape" mc:Ignorable="w14 w15 w16se w16cid w16 w16cex w16sdtdh wp14">
+<w:document xmlns:wpc="http://schemas.microsoft.com/office/word/2010/wordprocessingCanvas" xmlns:cx="http://schemas.microsoft.com/office/drawing/2014/chartex" xmlns:cx1="http://schemas.microsoft.com/office/drawing/2015/9/8/chartex" xmlns:cx2="http://schemas.microsoft.com/office/drawing/2015/10/21/chartex" xmlns:cx3="http://schemas.microsoft.com/office/drawing/2016/5/9/chartex" xmlns:cx4="http://schemas.microsoft.com/office/drawing/2016/5/10/chartex" xmlns:cx5="http://schemas.microsoft.com/office/drawing/2016/5/11/chartex" xmlns:cx6="http://schemas.microsoft.com/office/drawing/2016/5/12/chartex" xmlns:cx7="http://schemas.microsoft.com/office/drawing/2016/5/13/chartex" xmlns:cx8="http://schemas.microsoft.com/office/drawing/2016/5/14/chartex" xmlns:mc="http://schemas.openxmlformats.org/markup-compatibility/2006" xmlns:aink="http://schemas.microsoft.com/office/drawing/2016/ink" xmlns:am3d="http://schemas.microsoft.com/office/drawing/2017/model3d" xmlns:o="urn:schemas-microsoft-com:office:office" xmlns:oel="http://schemas.microsoft.com/office/2019/extlst" xmlns:r="http://schemas.openxmlformats.org/officeDocument/2006/relationships" xmlns:m="http://schemas.openxmlformats.org/officeDocument/2006/math" xmlns:v="urn:schemas-microsoft-com:vml" xmlns:wp14="http://schemas.microsoft.com/office/word/2010/wordprocessingDrawing" xmlns:wp="http://schemas.openxmlformats.org/drawingml/2006/wordprocessingDrawing" xmlns:w10="urn:schemas-microsoft-com:office:word" xmlns:w="http://schemas.openxmlformats.org/wordprocessingml/2006/main" xmlns:w14="http://schemas.microsoft.com/office/word/2010/wordml" xmlns:w15="http://schemas.microsoft.com/office/word/2012/wordml" xmlns:w16cex="http://schemas.microsoft.com/office/word/2018/wordml/cex" xmlns:w16cid="http://schemas.microsoft.com/office/word/2016/wordml/cid" xmlns:w16="http://schemas.microsoft.com/office/word/2018/wordml" xmlns:w16du="http://schemas.microsoft.com/office/word/2023/wordml/word16du" xmlns:w16sdtdh="http://schemas.microsoft.com/office/word/2020/wordml/sdtdatahash" xmlns:w16sdtfl="http://schemas.microsoft.com/office/word/2024/wordml/sdtformatlock" xmlns:w16se="http://schemas.microsoft.com/office/word/2015/wordml/symex" xmlns:wpg="http://schemas.microsoft.com/office/word/2010/wordprocessingGroup" xmlns:wpi="http://schemas.microsoft.com/office/word/2010/wordprocessingInk" xmlns:wne="http://schemas.microsoft.com/office/word/2006/wordml" xmlns:wps="http://schemas.microsoft.com/office/word/2010/wordprocessingShape" mc:Ignorable="w14 w15 w16se w16cid w16 w16cex w16sdtdh w16sdtfl w16du wp14">
   <w:body>
-    <w:p/>
+    <w:tbl>
+      <w:tblPr>
+        <w:tblW w:w="9601" w:type="dxa"/>
+        <w:tblInd w:w="288" w:type="dxa"/>
+        <w:tblLook w:val="04A0" w:firstRow="1" w:lastRow="0" w:firstColumn="1" w:lastColumn="0" w:noHBand="0" w:noVBand="1"/>
+      </w:tblPr>
+      <w:tblGrid>
+        <w:gridCol w:w="3510"/>
+        <w:gridCol w:w="6091"/>
+      </w:tblGrid>
+      <w:tr>
+        <w:trPr>
+          <w:trHeight w:val="969"/>
+        </w:trPr>
+        <w:tc>
+          <w:tcPr>
+            <w:tcW w:w="3510" w:type="dxa"/>
+          </w:tcPr>
+          <w:p>
+            <w:pPr>
+              <w:shd w:val="clear" w:color="auto" w:fill="FFFFFF" w:themeFill="background1"/>
+              <w:spacing w:after="0"/>
+              <w:jc w:val="center"/>
+              <w:rPr>
+                <w:color w:val="000000" w:themeColor="text1"/>
+                <w:lang w:val="vi-VN"/>
+              </w:rPr>
+            </w:pPr>
+            <w:r>
+              <w:rPr>
+                <w:color w:val="000000" w:themeColor="text1"/>
+                <w:lang w:val="vi-VN"/>
+              </w:rPr>
+              <w:t>BỘ Y TẾ</w:t>
+            </w:r>
+          </w:p>
+          <w:p>
+            <w:pPr>
+              <w:shd w:val="clear" w:color="auto" w:fill="FFFFFF" w:themeFill="background1"/>
+              <w:spacing w:after="0"/>
+              <w:jc w:val="center"/>
+              <w:rPr>
+                <w:b/>
+                <w:bCs/>
+                <w:color w:val="000000" w:themeColor="text1"/>
+                <w:lang w:val="vi-VN"/>
+              </w:rPr>
+            </w:pPr>
+            <w:r>
+              <w:rPr>
+                <w:b/>
+                <w:bCs/>
+                <w:color w:val="000000" w:themeColor="text1"/>
+                <w:lang w:val="vi-VN"/>
+              </w:rPr>
+              <w:t>BỆNH VIỆN PHỤ SẢN</w:t>
+            </w:r>
+          </w:p>
+          <w:p>
+            <w:pPr>
+              <w:shd w:val="clear" w:color="auto" w:fill="FFFFFF" w:themeFill="background1"/>
+              <w:spacing w:after="0"/>
+              <w:jc w:val="center"/>
+              <w:rPr>
+                <w:color w:val="000000" w:themeColor="text1"/>
+                <w:sz w:val="26"/>
+                <w:szCs w:val="26"/>
+                <w:u w:val="single"/>
+              </w:rPr>
+            </w:pPr>
+            <w:r>
+              <w:rPr>
+                <w:b/>
+                <w:bCs/>
+                <w:noProof/>
+                <w:color w:val="000000" w:themeColor="text1"/>
+              </w:rPr>
+              <mc:AlternateContent>
+                <mc:Choice Requires="wps">
+                  <w:drawing>
+                    <wp:anchor distT="0" distB="0" distL="114300" distR="114300" simplePos="0" relativeHeight="251661312" behindDoc="0" locked="0" layoutInCell="1" allowOverlap="1" wp14:anchorId="5D0C05F5" wp14:editId="314D728E">
+                      <wp:simplePos x="0" y="0"/>
+                      <wp:positionH relativeFrom="column">
+                        <wp:posOffset>537210</wp:posOffset>
+                      </wp:positionH>
+                      <wp:positionV relativeFrom="paragraph">
+                        <wp:posOffset>199390</wp:posOffset>
+                      </wp:positionV>
+                      <wp:extent cx="1028700" cy="0"/>
+                      <wp:effectExtent l="0" t="0" r="19050" b="19050"/>
+                      <wp:wrapNone/>
+                      <wp:docPr id="48" name="Straight Connector 48"/>
+                      <wp:cNvGraphicFramePr/>
+                      <a:graphic xmlns:a="http://schemas.openxmlformats.org/drawingml/2006/main">
+                        <a:graphicData uri="http://schemas.microsoft.com/office/word/2010/wordprocessingShape">
+                          <wps:wsp>
+                            <wps:cNvCnPr/>
+                            <wps:spPr>
+                              <a:xfrm>
+                                <a:off x="0" y="0"/>
+                                <a:ext cx="1028700" cy="0"/>
+                              </a:xfrm>
+                              <a:prstGeom prst="line">
+                                <a:avLst/>
+                              </a:prstGeom>
+                            </wps:spPr>
+                            <wps:style>
+                              <a:lnRef idx="1">
+                                <a:schemeClr val="dk1"/>
+                              </a:lnRef>
+                              <a:fillRef idx="0">
+                                <a:schemeClr val="dk1"/>
+                              </a:fillRef>
+                              <a:effectRef idx="0">
+                                <a:schemeClr val="dk1"/>
+                              </a:effectRef>
+                              <a:fontRef idx="minor">
+                                <a:schemeClr val="tx1"/>
+                              </a:fontRef>
+                            </wps:style>
+                            <wps:bodyPr/>
+                          </wps:wsp>
+                        </a:graphicData>
+                      </a:graphic>
+                    </wp:anchor>
+                  </w:drawing>
+                </mc:Choice>
+                <mc:Fallback>
+                  <w:pict>
+                    <v:line w14:anchorId="70581DF0" id="Straight Connector 48" o:spid="_x0000_s1026" style="position:absolute;z-index:251661312;visibility:visible;mso-wrap-style:square;mso-wrap-distance-left:9pt;mso-wrap-distance-top:0;mso-wrap-distance-right:9pt;mso-wrap-distance-bottom:0;mso-position-horizontal:absolute;mso-position-horizontal-relative:text;mso-position-vertical:absolute;mso-position-vertical-relative:text" from="42.3pt,15.7pt" to="123.3pt,15.7pt" o:gfxdata="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" strokecolor="black [3200]" strokeweight=".5pt">
+                      <v:stroke joinstyle="miter"/>
+                    </v:line>
+                  </w:pict>
+                </mc:Fallback>
+              </mc:AlternateContent>
+            </w:r>
+            <w:r>
+              <w:rPr>
+                <w:b/>
+                <w:bCs/>
+                <w:color w:val="000000" w:themeColor="text1"/>
+              </w:rPr>
+              <w:t>TRUNG ƯƠNG</w:t>
+            </w:r>
+          </w:p>
+        </w:tc>
+        <w:tc>
+          <w:tcPr>
+            <w:tcW w:w="6091" w:type="dxa"/>
+          </w:tcPr>
+          <w:p>
+            <w:pPr>
+              <w:shd w:val="clear" w:color="auto" w:fill="FFFFFF" w:themeFill="background1"/>
+              <w:spacing w:after="0"/>
+              <w:ind w:left="30"/>
+              <w:jc w:val="center"/>
+              <w:rPr>
+                <w:b/>
+                <w:color w:val="000000" w:themeColor="text1"/>
+              </w:rPr>
+            </w:pPr>
+            <w:r>
+              <w:rPr>
+                <w:b/>
+                <w:noProof/>
+                <w:color w:val="000000" w:themeColor="text1"/>
+              </w:rPr>
+              <mc:AlternateContent>
+                <mc:Choice Requires="wps">
+                  <w:drawing>
+                    <wp:anchor distT="0" distB="0" distL="114300" distR="114300" simplePos="0" relativeHeight="251660288" behindDoc="0" locked="0" layoutInCell="1" allowOverlap="1" wp14:anchorId="0330704E" wp14:editId="74511515">
+                      <wp:simplePos x="0" y="0"/>
+                      <wp:positionH relativeFrom="column">
+                        <wp:posOffset>5010150</wp:posOffset>
+                      </wp:positionH>
+                      <wp:positionV relativeFrom="paragraph">
+                        <wp:posOffset>-600075</wp:posOffset>
+                      </wp:positionV>
+                      <wp:extent cx="1428750" cy="446405"/>
+                      <wp:effectExtent l="0" t="0" r="19050" b="10795"/>
+                      <wp:wrapNone/>
+                      <wp:docPr id="168" name="Text Box 230"/>
+                      <wp:cNvGraphicFramePr>
+                        <a:graphicFrameLocks xmlns:a="http://schemas.openxmlformats.org/drawingml/2006/main"/>
+                      </wp:cNvGraphicFramePr>
+                      <a:graphic xmlns:a="http://schemas.openxmlformats.org/drawingml/2006/main">
+                        <a:graphicData uri="http://schemas.microsoft.com/office/word/2010/wordprocessingShape">
+                          <wps:wsp>
+                            <wps:cNvSpPr txBox="1">
+                              <a:spLocks noChangeArrowheads="1"/>
+                            </wps:cNvSpPr>
+                            <wps:spPr bwMode="auto">
+                              <a:xfrm>
+                                <a:off x="0" y="0"/>
+                                <a:ext cx="1428750" cy="446405"/>
+                              </a:xfrm>
+                              <a:prstGeom prst="rect">
+                                <a:avLst/>
+                              </a:prstGeom>
+                              <a:solidFill>
+                                <a:srgbClr val="FFFFFF"/>
+                              </a:solidFill>
+                              <a:ln w="9525">
+                                <a:solidFill>
+                                  <a:srgbClr val="000000"/>
+                                </a:solidFill>
+                                <a:miter lim="800000"/>
+                                <a:headEnd/>
+                                <a:tailEnd/>
+                              </a:ln>
+                            </wps:spPr>
+                            <wps:txbx>
+                              <w:txbxContent>
+                                <w:p>
+                                  <w:pPr>
+                                    <w:jc w:val="center"/>
+                                    <w:rPr>
+                                      <w:rFonts w:ascii="Calibri" w:hAnsi="Calibri"/>
+                                      <w:sz w:val="18"/>
+                                      <w:szCs w:val="18"/>
+                                      <w:lang w:val="vi-VN"/>
+                                    </w:rPr>
+                                  </w:pPr>
+                                  <w:r>
+                                    <w:rPr>
+                                      <w:rFonts w:ascii="Calibri" w:hAnsi="Calibri"/>
+                                      <w:sz w:val="18"/>
+                                      <w:szCs w:val="18"/>
+                                    </w:rPr>
+                                    <w:t xml:space="preserve">Mẫu </w:t>
+                                  </w:r>
+                                  <w:r>
+                                    <w:rPr>
+                                      <w:rFonts w:ascii="Calibri" w:hAnsi="Calibri"/>
+                                      <w:sz w:val="18"/>
+                                      <w:szCs w:val="18"/>
+                                      <w:lang w:val="vi-VN"/>
+                                    </w:rPr>
+                                    <w:t>7b</w:t>
+                                  </w:r>
+                                  <w:r>
+                                    <w:rPr>
+                                      <w:rFonts w:ascii="Calibri" w:hAnsi="Calibri"/>
+                                      <w:sz w:val="18"/>
+                                      <w:szCs w:val="18"/>
+                                    </w:rPr>
+                                    <w:t xml:space="preserve">. </w:t>
+                                  </w:r>
+                                  <w:r>
+                                    <w:rPr>
+                                      <w:rFonts w:ascii="Calibri" w:hAnsi="Calibri"/>
+                                      <w:sz w:val="18"/>
+                                      <w:szCs w:val="18"/>
+                                      <w:lang w:val="vi-VN"/>
+                                    </w:rPr>
+                                    <w:t xml:space="preserve">Phiếu chấm điểm lâm </w:t>
+                                  </w:r>
+                                  <w:proofErr w:type="gramStart"/>
+                                  <w:r>
+                                    <w:rPr>
+                                      <w:rFonts w:ascii="Calibri" w:hAnsi="Calibri"/>
+                                      <w:sz w:val="18"/>
+                                      <w:szCs w:val="18"/>
+                                      <w:lang w:val="vi-VN"/>
+                                    </w:rPr>
+                                    <w:t xml:space="preserve">sàng  </w:t>
+                                  </w:r>
+                                  <w:r>
+                                    <w:rPr>
+                                      <w:rFonts w:ascii="Calibri" w:hAnsi="Calibri"/>
+                                      <w:sz w:val="18"/>
+                                      <w:szCs w:val="18"/>
+                                    </w:rPr>
+                                    <w:t>QT.01</w:t>
+                                  </w:r>
+                                  <w:r>
+                                    <w:rPr>
+                                      <w:rFonts w:ascii="Calibri" w:hAnsi="Calibri"/>
+                                      <w:sz w:val="18"/>
+                                      <w:szCs w:val="18"/>
+                                      <w:lang w:val="vi-VN"/>
+                                    </w:rPr>
+                                    <w:t>.ĐT</w:t>
+                                  </w:r>
+                                  <w:proofErr w:type="gramEnd"/>
+                                </w:p>
+                                <w:p>
+                                  <w:pPr>
+                                    <w:jc w:val="center"/>
+                                    <w:rPr>
+                                      <w:rFonts w:ascii="Calibri" w:hAnsi="Calibri"/>
+                                      <w:sz w:val="18"/>
+                                      <w:szCs w:val="18"/>
+                                      <w:lang w:val="vi-VN"/>
+                                    </w:rPr>
+                                  </w:pPr>
+                                </w:p>
+                                <w:p>
+                                  <w:pPr>
+                                    <w:jc w:val="center"/>
+                                    <w:rPr>
+                                      <w:rFonts w:ascii="Calibri" w:hAnsi="Calibri"/>
+                                      <w:sz w:val="18"/>
+                                      <w:szCs w:val="18"/>
+                                      <w:lang w:val="vi-VN"/>
+                                    </w:rPr>
+                                  </w:pPr>
+                                </w:p>
+                                <w:p>
+                                  <w:pPr>
+                                    <w:jc w:val="center"/>
+                                    <w:rPr>
+                                      <w:rFonts w:ascii="Calibri" w:hAnsi="Calibri"/>
+                                      <w:sz w:val="18"/>
+                                      <w:szCs w:val="18"/>
+                                      <w:lang w:val="vi-VN"/>
+                                    </w:rPr>
+                                  </w:pPr>
+                                </w:p>
+                                <w:p>
+                                  <w:pPr>
+                                    <w:jc w:val="center"/>
+                                    <w:rPr>
+                                      <w:rFonts w:ascii="Calibri" w:hAnsi="Calibri"/>
+                                      <w:sz w:val="18"/>
+                                      <w:szCs w:val="18"/>
+                                      <w:lang w:val="vi-VN"/>
+                                    </w:rPr>
+                                  </w:pPr>
+                                </w:p>
+                                <w:p>
+                                  <w:pPr>
+                                    <w:jc w:val="center"/>
+                                    <w:rPr>
+                                      <w:rFonts w:ascii="Calibri" w:hAnsi="Calibri"/>
+                                      <w:sz w:val="18"/>
+                                      <w:szCs w:val="18"/>
+                                      <w:lang w:val="vi-VN"/>
+                                    </w:rPr>
+                                  </w:pPr>
+                                </w:p>
+                                <w:p>
+                                  <w:pPr>
+                                    <w:jc w:val="center"/>
+                                    <w:rPr>
+                                      <w:rFonts w:ascii="Calibri" w:hAnsi="Calibri"/>
+                                      <w:sz w:val="18"/>
+                                      <w:szCs w:val="18"/>
+                                    </w:rPr>
+                                  </w:pPr>
+                                  <w:proofErr w:type="gramStart"/>
+                                  <w:r>
+                                    <w:rPr>
+                                      <w:rFonts w:ascii="Calibri" w:hAnsi="Calibri"/>
+                                      <w:sz w:val="18"/>
+                                      <w:szCs w:val="18"/>
+                                    </w:rPr>
+                                    <w:t>.ĐT</w:t>
+                                  </w:r>
+                                  <w:proofErr w:type="gramEnd"/>
+                                  <w:r>
+                                    <w:rPr>
+                                      <w:rFonts w:ascii="Calibri" w:hAnsi="Calibri"/>
+                                      <w:sz w:val="18"/>
+                                      <w:szCs w:val="18"/>
+                                    </w:rPr>
+                                    <w:t xml:space="preserve"> </w:t>
+                                  </w:r>
+                                </w:p>
+                              </w:txbxContent>
+                            </wps:txbx>
+                            <wps:bodyPr rot="0" vert="horz" wrap="square" lIns="91440" tIns="45720" rIns="91440" bIns="45720" anchor="t" anchorCtr="0" upright="1">
+                              <a:noAutofit/>
+                            </wps:bodyPr>
+                          </wps:wsp>
+                        </a:graphicData>
+                      </a:graphic>
+                      <wp14:sizeRelH relativeFrom="margin">
+                        <wp14:pctWidth>0</wp14:pctWidth>
+                      </wp14:sizeRelH>
+                      <wp14:sizeRelV relativeFrom="margin">
+                        <wp14:pctHeight>0</wp14:pctHeight>
+                      </wp14:sizeRelV>
+                    </wp:anchor>
+                  </w:drawing>
+                </mc:Choice>
+                <mc:Fallback>
+                  <w:pict>
+                    <v:shapetype w14:anchorId="0330704E" id="_x0000_t202" coordsize="21600,21600" o:spt="202" path="m,l,21600r21600,l21600,xe">
+                      <v:stroke joinstyle="miter"/>
+                      <v:path gradientshapeok="t" o:connecttype="rect"/>
+                    </v:shapetype>
+                    <v:shape id="Text Box 230" o:spid="_x0000_s1026" type="#_x0000_t202" style="position:absolute;left:0;text-align:left;margin-left:394.5pt;margin-top:-47.25pt;width:112.5pt;height:35.15pt;z-index:251660288;visibility:visible;mso-wrap-style:square;mso-width-percent:0;mso-height-percent:0;mso-wrap-distance-left:9pt;mso-wrap-distance-top:0;mso-wrap-distance-right:9pt;mso-wrap-distance-bottom:0;mso-position-horizontal:absolute;mso-position-horizontal-relative:text;mso-position-vertical:absolute;mso-position-vertical-relative:text;mso-width-percent:0;mso-height-percent:0;mso-width-relative:margin;mso-height-relative:margin;v-text-anchor:top" o:gfxdata="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">
+                      <v:textbox>
+                        <w:txbxContent>
+                          <w:p>
+                            <w:pPr>
+                              <w:jc w:val="center"/>
+                              <w:rPr>
+                                <w:rFonts w:ascii="Calibri" w:hAnsi="Calibri"/>
+                                <w:sz w:val="18"/>
+                                <w:szCs w:val="18"/>
+                                <w:lang w:val="vi-VN"/>
+                              </w:rPr>
+                            </w:pPr>
+                            <w:r>
+                              <w:rPr>
+                                <w:rFonts w:ascii="Calibri" w:hAnsi="Calibri"/>
+                                <w:sz w:val="18"/>
+                                <w:szCs w:val="18"/>
+                              </w:rPr>
+                              <w:t xml:space="preserve">Mẫu </w:t>
+                            </w:r>
+                            <w:r>
+                              <w:rPr>
+                                <w:rFonts w:ascii="Calibri" w:hAnsi="Calibri"/>
+                                <w:sz w:val="18"/>
+                                <w:szCs w:val="18"/>
+                                <w:lang w:val="vi-VN"/>
+                              </w:rPr>
+                              <w:t>7b</w:t>
+                            </w:r>
+                            <w:r>
+                              <w:rPr>
+                                <w:rFonts w:ascii="Calibri" w:hAnsi="Calibri"/>
+                                <w:sz w:val="18"/>
+                                <w:szCs w:val="18"/>
+                              </w:rPr>
+                              <w:t xml:space="preserve">. </w:t>
+                            </w:r>
+                            <w:r>
+                              <w:rPr>
+                                <w:rFonts w:ascii="Calibri" w:hAnsi="Calibri"/>
+                                <w:sz w:val="18"/>
+                                <w:szCs w:val="18"/>
+                                <w:lang w:val="vi-VN"/>
+                              </w:rPr>
+                              <w:t xml:space="preserve">Phiếu chấm điểm lâm </w:t>
+                            </w:r>
+                            <w:proofErr w:type="gramStart"/>
+                            <w:r>
+                              <w:rPr>
+                                <w:rFonts w:ascii="Calibri" w:hAnsi="Calibri"/>
+                                <w:sz w:val="18"/>
+                                <w:szCs w:val="18"/>
+                                <w:lang w:val="vi-VN"/>
+                              </w:rPr>
+                              <w:t xml:space="preserve">sàng  </w:t>
+                            </w:r>
+                            <w:r>
+                              <w:rPr>
+                                <w:rFonts w:ascii="Calibri" w:hAnsi="Calibri"/>
+                                <w:sz w:val="18"/>
+                                <w:szCs w:val="18"/>
+                              </w:rPr>
+                              <w:t>QT.01</w:t>
+                            </w:r>
+                            <w:r>
+                              <w:rPr>
+                                <w:rFonts w:ascii="Calibri" w:hAnsi="Calibri"/>
+                                <w:sz w:val="18"/>
+                                <w:szCs w:val="18"/>
+                                <w:lang w:val="vi-VN"/>
+                              </w:rPr>
+                              <w:t>.ĐT</w:t>
+                            </w:r>
+                            <w:proofErr w:type="gramEnd"/>
+                          </w:p>
+                          <w:p>
+                            <w:pPr>
+                              <w:jc w:val="center"/>
+                              <w:rPr>
+                                <w:rFonts w:ascii="Calibri" w:hAnsi="Calibri"/>
+                                <w:sz w:val="18"/>
+                                <w:szCs w:val="18"/>
+                                <w:lang w:val="vi-VN"/>
+                              </w:rPr>
+                            </w:pPr>
+                          </w:p>
+                          <w:p>
+                            <w:pPr>
+                              <w:jc w:val="center"/>
+                              <w:rPr>
+                                <w:rFonts w:ascii="Calibri" w:hAnsi="Calibri"/>
+                                <w:sz w:val="18"/>
+                                <w:szCs w:val="18"/>
+                                <w:lang w:val="vi-VN"/>
+                              </w:rPr>
+                            </w:pPr>
+                          </w:p>
+                          <w:p>
+                            <w:pPr>
+                              <w:jc w:val="center"/>
+                              <w:rPr>
+                                <w:rFonts w:ascii="Calibri" w:hAnsi="Calibri"/>
+                                <w:sz w:val="18"/>
+                                <w:szCs w:val="18"/>
+                                <w:lang w:val="vi-VN"/>
+                              </w:rPr>
+                            </w:pPr>
+                          </w:p>
+                          <w:p>
+                            <w:pPr>
+                              <w:jc w:val="center"/>
+                              <w:rPr>
+                                <w:rFonts w:ascii="Calibri" w:hAnsi="Calibri"/>
+                                <w:sz w:val="18"/>
+                                <w:szCs w:val="18"/>
+                                <w:lang w:val="vi-VN"/>
+                              </w:rPr>
+                            </w:pPr>
+                          </w:p>
+                          <w:p>
+                            <w:pPr>
+                              <w:jc w:val="center"/>
+                              <w:rPr>
+                                <w:rFonts w:ascii="Calibri" w:hAnsi="Calibri"/>
+                                <w:sz w:val="18"/>
+                                <w:szCs w:val="18"/>
+                                <w:lang w:val="vi-VN"/>
+                              </w:rPr>
+                            </w:pPr>
+                          </w:p>
+                          <w:p>
+                            <w:pPr>
+                              <w:jc w:val="center"/>
+                              <w:rPr>
+                                <w:rFonts w:ascii="Calibri" w:hAnsi="Calibri"/>
+                                <w:sz w:val="18"/>
+                                <w:szCs w:val="18"/>
+                              </w:rPr>
+                            </w:pPr>
+                            <w:proofErr w:type="gramStart"/>
+                            <w:r>
+                              <w:rPr>
+                                <w:rFonts w:ascii="Calibri" w:hAnsi="Calibri"/>
+                                <w:sz w:val="18"/>
+                                <w:szCs w:val="18"/>
+                              </w:rPr>
+                              <w:t>.ĐT</w:t>
+                            </w:r>
+                            <w:proofErr w:type="gramEnd"/>
+                            <w:r>
+                              <w:rPr>
+                                <w:rFonts w:ascii="Calibri" w:hAnsi="Calibri"/>
+                                <w:sz w:val="18"/>
+                                <w:szCs w:val="18"/>
+                              </w:rPr>
+                              <w:t xml:space="preserve"> </w:t>
+                            </w:r>
+                          </w:p>
+                        </w:txbxContent>
+                      </v:textbox>
+                    </v:shape>
+                  </w:pict>
+                </mc:Fallback>
+              </mc:AlternateContent>
+            </w:r>
+            <w:r>
+              <w:rPr>
+                <w:b/>
+                <w:color w:val="000000" w:themeColor="text1"/>
+              </w:rPr>
+              <w:t>CỘNG HÒA XÃ HỘI CHỦ NGHĨA VIỆT NAM</w:t>
+            </w:r>
+          </w:p>
+          <w:p>
+            <w:pPr>
+              <w:shd w:val="clear" w:color="auto" w:fill="FFFFFF" w:themeFill="background1"/>
+              <w:spacing w:after="0"/>
+              <w:ind w:left="30"/>
+              <w:jc w:val="center"/>
+              <w:rPr>
+                <w:b/>
+                <w:color w:val="000000" w:themeColor="text1"/>
+                <w:sz w:val="26"/>
+                <w:szCs w:val="26"/>
+              </w:rPr>
+            </w:pPr>
+            <w:r>
+              <w:rPr>
+                <w:b/>
+                <w:color w:val="000000" w:themeColor="text1"/>
+                <w:sz w:val="26"/>
+                <w:szCs w:val="26"/>
+              </w:rPr>
+              <w:t>Độc lập - Tự do - Hạnh phúc</w:t>
+            </w:r>
+          </w:p>
+          <w:p>
+            <w:pPr>
+              <w:shd w:val="clear" w:color="auto" w:fill="FFFFFF" w:themeFill="background1"/>
+              <w:spacing w:after="0"/>
+              <w:rPr>
+                <w:b/>
+                <w:color w:val="000000" w:themeColor="text1"/>
+                <w:sz w:val="26"/>
+                <w:szCs w:val="26"/>
+              </w:rPr>
+            </w:pPr>
+            <w:r>
+              <w:rPr>
+                <w:b/>
+                <w:noProof/>
+                <w:color w:val="000000" w:themeColor="text1"/>
+                <w:sz w:val="26"/>
+                <w:szCs w:val="26"/>
+              </w:rPr>
+              <mc:AlternateContent>
+                <mc:Choice Requires="wps">
+                  <w:drawing>
+                    <wp:anchor distT="0" distB="0" distL="114300" distR="114300" simplePos="0" relativeHeight="251662336" behindDoc="0" locked="0" layoutInCell="1" allowOverlap="1" wp14:anchorId="65A2C209" wp14:editId="2FFACA55">
+                      <wp:simplePos x="0" y="0"/>
+                      <wp:positionH relativeFrom="column">
+                        <wp:posOffset>851534</wp:posOffset>
+                      </wp:positionH>
+                      <wp:positionV relativeFrom="paragraph">
+                        <wp:posOffset>17780</wp:posOffset>
+                      </wp:positionV>
+                      <wp:extent cx="2009775" cy="0"/>
+                      <wp:effectExtent l="0" t="0" r="9525" b="19050"/>
+                      <wp:wrapNone/>
+                      <wp:docPr id="50" name="Straight Connector 50"/>
+                      <wp:cNvGraphicFramePr/>
+                      <a:graphic xmlns:a="http://schemas.openxmlformats.org/drawingml/2006/main">
+                        <a:graphicData uri="http://schemas.microsoft.com/office/word/2010/wordprocessingShape">
+                          <wps:wsp>
+                            <wps:cNvCnPr/>
+                            <wps:spPr>
+                              <a:xfrm>
+                                <a:off x="0" y="0"/>
+                                <a:ext cx="2009775" cy="0"/>
+                              </a:xfrm>
+                              <a:prstGeom prst="line">
+                                <a:avLst/>
+                              </a:prstGeom>
+                            </wps:spPr>
+                            <wps:style>
+                              <a:lnRef idx="1">
+                                <a:schemeClr val="accent1"/>
+                              </a:lnRef>
+                              <a:fillRef idx="0">
+                                <a:schemeClr val="accent1"/>
+                              </a:fillRef>
+                              <a:effectRef idx="0">
+                                <a:schemeClr val="accent1"/>
+                              </a:effectRef>
+                              <a:fontRef idx="minor">
+                                <a:schemeClr val="tx1"/>
+                              </a:fontRef>
+                            </wps:style>
+                            <wps:bodyPr/>
+                          </wps:wsp>
+                        </a:graphicData>
+                      </a:graphic>
+                    </wp:anchor>
+                  </w:drawing>
+                </mc:Choice>
+                <mc:Fallback>
+                  <w:pict>
+                    <v:line w14:anchorId="12A2BC7D" id="Straight Connector 50" o:spid="_x0000_s1026" style="position:absolute;z-index:251662336;visibility:visible;mso-wrap-style:square;mso-wrap-distance-left:9pt;mso-wrap-distance-top:0;mso-wrap-distance-right:9pt;mso-wrap-distance-bottom:0;mso-position-horizontal:absolute;mso-position-horizontal-relative:text;mso-position-vertical:absolute;mso-position-vertical-relative:text" from="67.05pt,1.4pt" to="225.3pt,1.4pt" o:gfxdata="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" strokecolor="#156082 [3204]" strokeweight=".5pt">
+                      <v:stroke joinstyle="miter"/>
+                    </v:line>
+                  </w:pict>
+                </mc:Fallback>
+              </mc:AlternateContent>
+            </w:r>
+          </w:p>
+        </w:tc>
+      </w:tr>
+      <w:tr>
+        <w:trPr>
+          <w:trHeight w:val="415"/>
+        </w:trPr>
+        <w:tc>
+          <w:tcPr>
+            <w:tcW w:w="3510" w:type="dxa"/>
+          </w:tcPr>
+          <w:p>
+            <w:pPr>
+              <w:shd w:val="clear" w:color="auto" w:fill="FFFFFF" w:themeFill="background1"/>
+              <w:spacing w:after="0"/>
+              <w:jc w:val="center"/>
+              <w:rPr>
+                <w:color w:val="000000" w:themeColor="text1"/>
+                <w:lang w:val="vi-VN"/>
+              </w:rPr>
+            </w:pPr>
+          </w:p>
+        </w:tc>
+        <w:tc>
+          <w:tcPr>
+            <w:tcW w:w="6091" w:type="dxa"/>
+          </w:tcPr>
+          <w:p>
+            <w:pPr>
+              <w:shd w:val="clear" w:color="auto" w:fill="FFFFFF" w:themeFill="background1"/>
+              <w:spacing w:after="0"/>
+              <w:ind w:left="30"/>
+              <w:jc w:val="right"/>
+              <w:rPr>
+                <w:i/>
+                <w:noProof/>
+                <w:color w:val="000000" w:themeColor="text1"/>
+                <w:sz w:val="26"/>
+                <w:szCs w:val="26"/>
+              </w:rPr>
+            </w:pPr>
+            <w:r>
+              <w:rPr>
+                <w:i/>
+                <w:noProof/>
+                <w:color w:val="000000" w:themeColor="text1"/>
+                <w:sz w:val="26"/>
+                <w:szCs w:val="26"/>
+              </w:rPr>
+              <w:t xml:space="preserve">                   Hà Nội, </w:t>
+            </w:r>
+            <w:r>
+              <w:rPr>
+                <w:i/>
+                <w:noProof/>
+                <w:color w:val="000000" w:themeColor="text1"/>
+                <w:sz w:val="26"/>
+                <w:szCs w:val="26"/>
+              </w:rPr>
+              <w:t>[[</w:t>
+            </w:r>
+            <w:r>
+              <w:rPr>
+                <w:i/>
+                <w:noProof/>
+                <w:color w:val="000000" w:themeColor="text1"/>
+                <w:sz w:val="26"/>
+                <w:szCs w:val="26"/>
+              </w:rPr>
+              <w:t>NgayThangNamHienTaiDayDu</w:t>
+            </w:r>
+            <w:r>
+              <w:rPr>
+                <w:i/>
+                <w:noProof/>
+                <w:color w:val="000000" w:themeColor="text1"/>
+                <w:sz w:val="26"/>
+                <w:szCs w:val="26"/>
+              </w:rPr>
+              <w:t>]]</w:t>
+            </w:r>
+          </w:p>
+        </w:tc>
+      </w:tr>
+    </w:tbl>
+    <w:p>
+      <w:pPr>
+        <w:shd w:val="clear" w:color="auto" w:fill="FFFFFF" w:themeFill="background1"/>
+        <w:spacing w:after="0"/>
+        <w:jc w:val="center"/>
+        <w:rPr>
+          <w:b/>
+          <w:color w:val="000000" w:themeColor="text1"/>
+          <w:sz w:val="12"/>
+          <w:szCs w:val="12"/>
+          <w:lang w:val="vi-VN"/>
+        </w:rPr>
+      </w:pPr>
+    </w:p>
+    <w:p>
+      <w:pPr>
+        <w:shd w:val="clear" w:color="auto" w:fill="FFFFFF" w:themeFill="background1"/>
+        <w:spacing w:after="0"/>
+        <w:jc w:val="center"/>
+        <w:rPr>
+          <w:b/>
+          <w:color w:val="000000" w:themeColor="text1"/>
+          <w:sz w:val="26"/>
+          <w:szCs w:val="26"/>
+          <w:lang w:val="vi-VN"/>
+        </w:rPr>
+      </w:pPr>
+      <w:r>
+        <w:rPr>
+          <w:b/>
+          <w:color w:val="000000" w:themeColor="text1"/>
+          <w:sz w:val="26"/>
+          <w:szCs w:val="26"/>
+          <w:lang w:val="vi-VN"/>
+        </w:rPr>
+        <w:t xml:space="preserve">PHIẾU CHẤM ĐIỂM HỎI THI TỐT NGHIỆP LÂM SÀNG </w:t>
+      </w:r>
+    </w:p>
+    <w:p>
+      <w:pPr>
+        <w:shd w:val="clear" w:color="auto" w:fill="FFFFFF" w:themeFill="background1"/>
+        <w:spacing w:after="0"/>
+        <w:jc w:val="center"/>
+        <w:rPr>
+          <w:b/>
+          <w:color w:val="000000" w:themeColor="text1"/>
+          <w:sz w:val="26"/>
+          <w:szCs w:val="26"/>
+          <w:lang w:val="vi-VN"/>
+        </w:rPr>
+      </w:pPr>
+      <w:r>
+        <w:rPr>
+          <w:b/>
+          <w:color w:val="000000" w:themeColor="text1"/>
+          <w:sz w:val="26"/>
+          <w:szCs w:val="26"/>
+          <w:lang w:val="vi-VN"/>
+        </w:rPr>
+        <w:t xml:space="preserve">LỚP: </w:t>
+      </w:r>
+      <w:r>
+        <w:rPr>
+          <w:b/>
+          <w:color w:val="000000" w:themeColor="text1"/>
+          <w:sz w:val="26"/>
+          <w:szCs w:val="26"/>
+        </w:rPr>
+        <w:t>[[</w:t>
+      </w:r>
+      <w:r>
+        <w:rPr>
+          <w:b/>
+          <w:color w:val="000000" w:themeColor="text1"/>
+          <w:sz w:val="26"/>
+          <w:szCs w:val="26"/>
+        </w:rPr>
+        <w:t>TenLop</w:t>
+      </w:r>
+      <w:r>
+        <w:rPr>
+          <w:b/>
+          <w:color w:val="000000" w:themeColor="text1"/>
+          <w:sz w:val="26"/>
+          <w:szCs w:val="26"/>
+        </w:rPr>
+        <w:t>]]</w:t>
+      </w:r>
+      <w:r>
+        <w:rPr>
+          <w:b/>
+          <w:color w:val="000000" w:themeColor="text1"/>
+          <w:sz w:val="26"/>
+          <w:szCs w:val="26"/>
+          <w:lang w:val="vi-VN"/>
+        </w:rPr>
+        <w:t xml:space="preserve"> TRÌNH ĐỘ: </w:t>
+      </w:r>
+      <w:r>
+        <w:rPr>
+          <w:b/>
+          <w:color w:val="000000" w:themeColor="text1"/>
+          <w:sz w:val="26"/>
+          <w:szCs w:val="26"/>
+        </w:rPr>
+        <w:t>[[</w:t>
+      </w:r>
+      <w:r>
+        <w:rPr>
+          <w:b/>
+          <w:color w:val="000000" w:themeColor="text1"/>
+          <w:sz w:val="26"/>
+          <w:szCs w:val="26"/>
+        </w:rPr>
+        <w:t>TrinhDoDaoTao</w:t>
+      </w:r>
+      <w:r>
+        <w:rPr>
+          <w:b/>
+          <w:color w:val="000000" w:themeColor="text1"/>
+          <w:sz w:val="26"/>
+          <w:szCs w:val="26"/>
+        </w:rPr>
+        <w:t>]]</w:t>
+      </w:r>
+      <w:r>
+        <w:rPr>
+          <w:b/>
+          <w:color w:val="000000" w:themeColor="text1"/>
+          <w:sz w:val="26"/>
+          <w:szCs w:val="26"/>
+          <w:lang w:val="vi-VN"/>
+        </w:rPr>
+        <w:t xml:space="preserve"> </w:t>
+      </w:r>
+    </w:p>
+    <w:p>
+      <w:pPr>
+        <w:shd w:val="clear" w:color="auto" w:fill="FFFFFF" w:themeFill="background1"/>
+        <w:spacing w:after="0"/>
+        <w:jc w:val="center"/>
+        <w:rPr>
+          <w:b/>
+          <w:color w:val="000000" w:themeColor="text1"/>
+          <w:sz w:val="26"/>
+          <w:szCs w:val="26"/>
+          <w:lang w:val="vi-VN"/>
+        </w:rPr>
+      </w:pPr>
+      <w:r>
+        <w:rPr>
+          <w:b/>
+          <w:color w:val="000000" w:themeColor="text1"/>
+          <w:sz w:val="26"/>
+          <w:szCs w:val="26"/>
+          <w:lang w:val="vi-VN"/>
+        </w:rPr>
+        <w:t xml:space="preserve">KHÓA: </w:t>
+      </w:r>
+      <w:r>
+        <w:rPr>
+          <w:b/>
+          <w:color w:val="000000" w:themeColor="text1"/>
+          <w:sz w:val="26"/>
+          <w:szCs w:val="26"/>
+        </w:rPr>
+        <w:t>[[</w:t>
+      </w:r>
+      <w:r>
+        <w:rPr>
+          <w:b/>
+          <w:color w:val="000000" w:themeColor="text1"/>
+          <w:sz w:val="26"/>
+          <w:szCs w:val="26"/>
+        </w:rPr>
+        <w:t>Khoa</w:t>
+      </w:r>
+      <w:r>
+        <w:rPr>
+          <w:b/>
+          <w:color w:val="000000" w:themeColor="text1"/>
+          <w:sz w:val="26"/>
+          <w:szCs w:val="26"/>
+        </w:rPr>
+        <w:t xml:space="preserve">]] </w:t>
+      </w:r>
+      <w:r>
+        <w:rPr>
+          <w:b/>
+          <w:color w:val="000000" w:themeColor="text1"/>
+          <w:sz w:val="26"/>
+          <w:szCs w:val="26"/>
+          <w:lang w:val="vi-VN"/>
+        </w:rPr>
+        <w:t xml:space="preserve">TỪ NGÀY </w:t>
+      </w:r>
+      <w:r>
+        <w:rPr>
+          <w:b/>
+          <w:color w:val="000000" w:themeColor="text1"/>
+          <w:sz w:val="26"/>
+          <w:szCs w:val="26"/>
+        </w:rPr>
+        <w:t>[[</w:t>
+      </w:r>
+      <w:r>
+        <w:rPr>
+          <w:b/>
+          <w:color w:val="000000" w:themeColor="text1"/>
+          <w:sz w:val="26"/>
+          <w:szCs w:val="26"/>
+        </w:rPr>
+        <w:t>NgayKhaiGiang</w:t>
+      </w:r>
+      <w:r>
+        <w:rPr>
+          <w:b/>
+          <w:color w:val="000000" w:themeColor="text1"/>
+          <w:sz w:val="26"/>
+          <w:szCs w:val="26"/>
+        </w:rPr>
+        <w:t>]]</w:t>
+      </w:r>
+      <w:r>
+        <w:rPr>
+          <w:b/>
+          <w:color w:val="000000" w:themeColor="text1"/>
+          <w:sz w:val="26"/>
+          <w:szCs w:val="26"/>
+          <w:lang w:val="vi-VN"/>
+        </w:rPr>
+        <w:t xml:space="preserve"> ĐẾN NGÀY </w:t>
+      </w:r>
+      <w:r>
+        <w:rPr>
+          <w:b/>
+          <w:color w:val="000000" w:themeColor="text1"/>
+          <w:sz w:val="26"/>
+          <w:szCs w:val="26"/>
+        </w:rPr>
+        <w:t>[[</w:t>
+      </w:r>
+      <w:r>
+        <w:rPr>
+          <w:b/>
+          <w:color w:val="000000" w:themeColor="text1"/>
+          <w:sz w:val="26"/>
+          <w:szCs w:val="26"/>
+        </w:rPr>
+        <w:t>NgayKetThuc</w:t>
+      </w:r>
+      <w:r>
+        <w:rPr>
+          <w:b/>
+          <w:color w:val="000000" w:themeColor="text1"/>
+          <w:sz w:val="26"/>
+          <w:szCs w:val="26"/>
+        </w:rPr>
+        <w:t>]]</w:t>
+      </w:r>
+      <w:r>
+        <w:rPr>
+          <w:b/>
+          <w:color w:val="000000" w:themeColor="text1"/>
+          <w:sz w:val="26"/>
+          <w:szCs w:val="26"/>
+          <w:lang w:val="vi-VN"/>
+        </w:rPr>
+        <w:t xml:space="preserve"> </w:t>
+      </w:r>
+    </w:p>
+    <w:p>
+      <w:pPr>
+        <w:shd w:val="clear" w:color="auto" w:fill="FFFFFF" w:themeFill="background1"/>
+        <w:spacing w:after="0"/>
+        <w:jc w:val="center"/>
+        <w:rPr>
+          <w:b/>
+          <w:color w:val="000000" w:themeColor="text1"/>
+          <w:sz w:val="12"/>
+          <w:szCs w:val="12"/>
+          <w:lang w:val="vi-VN"/>
+        </w:rPr>
+      </w:pPr>
+    </w:p>
+    <w:p>
+      <w:pPr>
+        <w:shd w:val="clear" w:color="auto" w:fill="FFFFFF" w:themeFill="background1"/>
+        <w:spacing w:after="0"/>
+        <w:jc w:val="center"/>
+        <w:rPr>
+          <w:b/>
+          <w:color w:val="000000" w:themeColor="text1"/>
+          <w:sz w:val="26"/>
+          <w:szCs w:val="26"/>
+        </w:rPr>
+      </w:pPr>
+      <w:r>
+        <w:rPr>
+          <w:b/>
+          <w:color w:val="000000" w:themeColor="text1"/>
+          <w:sz w:val="26"/>
+          <w:szCs w:val="26"/>
+          <w:lang w:val="vi-VN"/>
+        </w:rPr>
+        <w:t xml:space="preserve">BÀN THI SỐ </w:t>
+      </w:r>
+      <w:r>
+        <w:rPr>
+          <w:b/>
+          <w:color w:val="000000" w:themeColor="text1"/>
+          <w:sz w:val="26"/>
+          <w:szCs w:val="26"/>
+        </w:rPr>
+        <w:t>[[BaiThiSo]]</w:t>
+      </w:r>
+    </w:p>
+    <w:p>
+      <w:pPr>
+        <w:shd w:val="clear" w:color="auto" w:fill="FFFFFF" w:themeFill="background1"/>
+        <w:spacing w:after="0"/>
+        <w:rPr>
+          <w:b/>
+          <w:color w:val="000000" w:themeColor="text1"/>
+          <w:sz w:val="26"/>
+          <w:szCs w:val="26"/>
+          <w:lang w:val="vi-VN"/>
+        </w:rPr>
+      </w:pPr>
+      <w:r>
+        <w:rPr>
+          <w:b/>
+          <w:color w:val="000000" w:themeColor="text1"/>
+          <w:sz w:val="26"/>
+          <w:szCs w:val="26"/>
+          <w:lang w:val="vi-VN"/>
+        </w:rPr>
+        <w:t xml:space="preserve">Cán bộ chấm thi: </w:t>
+      </w:r>
+    </w:p>
+    <w:p>
+      <w:pPr>
+        <w:pStyle w:val="ListParagraph"/>
+        <w:numPr>
+          <w:ilvl w:val="0"/>
+          <w:numId w:val="1"/>
+        </w:numPr>
+        <w:shd w:val="clear" w:color="auto" w:fill="FFFFFF" w:themeFill="background1"/>
+        <w:spacing w:after="0" w:line="240" w:lineRule="auto"/>
+        <w:ind w:left="851" w:hanging="131"/>
+        <w:jc w:val="both"/>
+        <w:rPr>
+          <w:bCs/>
+          <w:color w:val="000000" w:themeColor="text1"/>
+          <w:sz w:val="26"/>
+          <w:szCs w:val="26"/>
+          <w:lang w:val="vi-VN"/>
+        </w:rPr>
+      </w:pPr>
+      <w:r>
+        <w:rPr>
+          <w:bCs/>
+          <w:color w:val="000000" w:themeColor="text1"/>
+          <w:sz w:val="26"/>
+          <w:szCs w:val="26"/>
+          <w:lang w:val="vi-VN"/>
+        </w:rPr>
+        <w:t>Giám khảo 1.(</w:t>
+      </w:r>
+      <w:r>
+        <w:rPr>
+          <w:bCs/>
+          <w:color w:val="000000" w:themeColor="text1"/>
+          <w:sz w:val="26"/>
+          <w:szCs w:val="26"/>
+        </w:rPr>
+        <w:t>[[TenGK1]]</w:t>
+      </w:r>
+      <w:r>
+        <w:rPr>
+          <w:bCs/>
+          <w:color w:val="000000" w:themeColor="text1"/>
+          <w:sz w:val="26"/>
+          <w:szCs w:val="26"/>
+        </w:rPr>
+        <w:t xml:space="preserve"> </w:t>
+      </w:r>
+      <w:r>
+        <w:rPr>
+          <w:bCs/>
+          <w:color w:val="000000" w:themeColor="text1"/>
+          <w:sz w:val="26"/>
+          <w:szCs w:val="26"/>
+        </w:rPr>
+        <w:t>[[ChucDanh1]]</w:t>
+      </w:r>
+      <w:r>
+        <w:rPr>
+          <w:bCs/>
+          <w:color w:val="000000" w:themeColor="text1"/>
+          <w:sz w:val="26"/>
+          <w:szCs w:val="26"/>
+          <w:lang w:val="vi-VN"/>
+        </w:rPr>
+        <w:t xml:space="preserve">) </w:t>
+      </w:r>
+    </w:p>
+    <w:p>
+      <w:pPr>
+        <w:pStyle w:val="ListParagraph"/>
+        <w:numPr>
+          <w:ilvl w:val="0"/>
+          <w:numId w:val="1"/>
+        </w:numPr>
+        <w:shd w:val="clear" w:color="auto" w:fill="FFFFFF" w:themeFill="background1"/>
+        <w:spacing w:after="0" w:line="240" w:lineRule="auto"/>
+        <w:ind w:left="851" w:hanging="131"/>
+        <w:jc w:val="both"/>
+        <w:rPr>
+          <w:bCs/>
+          <w:color w:val="000000" w:themeColor="text1"/>
+          <w:sz w:val="26"/>
+          <w:szCs w:val="26"/>
+          <w:lang w:val="vi-VN"/>
+        </w:rPr>
+      </w:pPr>
+      <w:r>
+        <w:rPr>
+          <w:bCs/>
+          <w:color w:val="000000" w:themeColor="text1"/>
+          <w:sz w:val="26"/>
+          <w:szCs w:val="26"/>
+          <w:lang w:val="vi-VN"/>
+        </w:rPr>
+        <w:t>Giám khảo 2.(</w:t>
+      </w:r>
+      <w:r>
+        <w:rPr>
+          <w:bCs/>
+          <w:color w:val="000000" w:themeColor="text1"/>
+          <w:sz w:val="26"/>
+          <w:szCs w:val="26"/>
+        </w:rPr>
+        <w:t>[[TenGK2]]</w:t>
+      </w:r>
+      <w:r>
+        <w:rPr>
+          <w:bCs/>
+          <w:color w:val="000000" w:themeColor="text1"/>
+          <w:sz w:val="26"/>
+          <w:szCs w:val="26"/>
+        </w:rPr>
+        <w:t xml:space="preserve"> </w:t>
+      </w:r>
+      <w:r>
+        <w:rPr>
+          <w:bCs/>
+          <w:color w:val="000000" w:themeColor="text1"/>
+          <w:sz w:val="26"/>
+          <w:szCs w:val="26"/>
+        </w:rPr>
+        <w:t>[[ChucDanh2]]</w:t>
+      </w:r>
+      <w:r>
+        <w:rPr>
+          <w:bCs/>
+          <w:color w:val="000000" w:themeColor="text1"/>
+          <w:sz w:val="26"/>
+          <w:szCs w:val="26"/>
+          <w:lang w:val="vi-VN"/>
+        </w:rPr>
+        <w:t xml:space="preserve">) </w:t>
+      </w:r>
+    </w:p>
+    <w:p>
+      <w:pPr>
+        <w:shd w:val="clear" w:color="auto" w:fill="FFFFFF" w:themeFill="background1"/>
+        <w:spacing w:after="0"/>
+        <w:jc w:val="center"/>
+        <w:rPr>
+          <w:bCs/>
+          <w:color w:val="000000" w:themeColor="text1"/>
+          <w:sz w:val="26"/>
+          <w:szCs w:val="26"/>
+          <w:lang w:val="vi-VN"/>
+        </w:rPr>
+      </w:pPr>
+    </w:p>
+    <w:tbl>
+      <w:tblPr>
+        <w:tblStyle w:val="TableGrid"/>
+        <w:tblW w:w="14794" w:type="dxa"/>
+        <w:tblInd w:w="-1706" w:type="dxa"/>
+        <w:tblLook w:val="04A0" w:firstRow="1" w:lastRow="0" w:firstColumn="1" w:lastColumn="0" w:noHBand="0" w:noVBand="1"/>
+      </w:tblPr>
+      <w:tblGrid>
+        <w:gridCol w:w="1451"/>
+        <w:gridCol w:w="2087"/>
+        <w:gridCol w:w="1480"/>
+        <w:gridCol w:w="3069"/>
+        <w:gridCol w:w="2866"/>
+        <w:gridCol w:w="1841"/>
+        <w:gridCol w:w="2000"/>
+      </w:tblGrid>
+      <w:tr>
+        <w:trPr>
+          <w:trHeight w:val="755"/>
+        </w:trPr>
+        <w:tc>
+          <w:tcPr>
+            <w:tcW w:w="1451" w:type="dxa"/>
+            <w:vAlign w:val="center"/>
+          </w:tcPr>
+          <w:p>
+            <w:pPr>
+              <w:shd w:val="clear" w:color="auto" w:fill="FFFFFF" w:themeFill="background1"/>
+              <w:jc w:val="center"/>
+              <w:rPr>
+                <w:b/>
+                <w:color w:val="000000" w:themeColor="text1"/>
+                <w:sz w:val="26"/>
+                <w:szCs w:val="26"/>
+              </w:rPr>
+            </w:pPr>
+            <w:r>
+              <w:rPr>
+                <w:b/>
+                <w:color w:val="000000" w:themeColor="text1"/>
+                <w:sz w:val="26"/>
+                <w:szCs w:val="26"/>
+              </w:rPr>
+              <w:t>STT</w:t>
+            </w:r>
+          </w:p>
+        </w:tc>
+        <w:tc>
+          <w:tcPr>
+            <w:tcW w:w="2087" w:type="dxa"/>
+            <w:vAlign w:val="center"/>
+          </w:tcPr>
+          <w:p>
+            <w:pPr>
+              <w:shd w:val="clear" w:color="auto" w:fill="FFFFFF" w:themeFill="background1"/>
+              <w:jc w:val="center"/>
+              <w:rPr>
+                <w:b/>
+                <w:color w:val="000000" w:themeColor="text1"/>
+                <w:sz w:val="26"/>
+                <w:szCs w:val="26"/>
+              </w:rPr>
+            </w:pPr>
+            <w:r>
+              <w:rPr>
+                <w:b/>
+                <w:color w:val="000000" w:themeColor="text1"/>
+                <w:sz w:val="26"/>
+                <w:szCs w:val="26"/>
+              </w:rPr>
+              <w:t>Họ và tên</w:t>
+            </w:r>
+          </w:p>
+        </w:tc>
+        <w:tc>
+          <w:tcPr>
+            <w:tcW w:w="1480" w:type="dxa"/>
+            <w:vAlign w:val="center"/>
+          </w:tcPr>
+          <w:p>
+            <w:pPr>
+              <w:shd w:val="clear" w:color="auto" w:fill="FFFFFF" w:themeFill="background1"/>
+              <w:jc w:val="center"/>
+              <w:rPr>
+                <w:b/>
+                <w:color w:val="000000" w:themeColor="text1"/>
+                <w:sz w:val="26"/>
+                <w:szCs w:val="26"/>
+              </w:rPr>
+            </w:pPr>
+            <w:r>
+              <w:rPr>
+                <w:b/>
+                <w:color w:val="000000" w:themeColor="text1"/>
+                <w:sz w:val="26"/>
+                <w:szCs w:val="26"/>
+              </w:rPr>
+              <w:t>Tuổi</w:t>
+            </w:r>
+          </w:p>
+        </w:tc>
+        <w:tc>
+          <w:tcPr>
+            <w:tcW w:w="3069" w:type="dxa"/>
+            <w:vAlign w:val="center"/>
+          </w:tcPr>
+          <w:p>
+            <w:pPr>
+              <w:shd w:val="clear" w:color="auto" w:fill="FFFFFF" w:themeFill="background1"/>
+              <w:jc w:val="center"/>
+              <w:rPr>
+                <w:b/>
+                <w:color w:val="000000" w:themeColor="text1"/>
+                <w:sz w:val="26"/>
+                <w:szCs w:val="26"/>
+              </w:rPr>
+            </w:pPr>
+            <w:r>
+              <w:rPr>
+                <w:b/>
+                <w:color w:val="000000" w:themeColor="text1"/>
+                <w:sz w:val="26"/>
+                <w:szCs w:val="26"/>
+              </w:rPr>
+              <w:t>Nơi công tác</w:t>
+            </w:r>
+          </w:p>
+        </w:tc>
+        <w:tc>
+          <w:tcPr>
+            <w:tcW w:w="2866" w:type="dxa"/>
+            <w:vAlign w:val="center"/>
+          </w:tcPr>
+          <w:p>
+            <w:pPr>
+              <w:shd w:val="clear" w:color="auto" w:fill="FFFFFF" w:themeFill="background1"/>
+              <w:jc w:val="center"/>
+              <w:rPr>
+                <w:b/>
+                <w:color w:val="000000" w:themeColor="text1"/>
+                <w:sz w:val="26"/>
+                <w:szCs w:val="26"/>
+              </w:rPr>
+            </w:pPr>
+            <w:r>
+              <w:rPr>
+                <w:b/>
+                <w:color w:val="000000" w:themeColor="text1"/>
+                <w:sz w:val="26"/>
+                <w:szCs w:val="26"/>
+              </w:rPr>
+              <w:t>Bệnh nhân thi</w:t>
+            </w:r>
+          </w:p>
+          <w:p>
+            <w:pPr>
+              <w:shd w:val="clear" w:color="auto" w:fill="FFFFFF" w:themeFill="background1"/>
+              <w:jc w:val="center"/>
+              <w:rPr>
+                <w:b/>
+                <w:color w:val="000000" w:themeColor="text1"/>
+                <w:sz w:val="26"/>
+                <w:szCs w:val="26"/>
+              </w:rPr>
+            </w:pPr>
+            <w:r>
+              <w:rPr>
+                <w:b/>
+                <w:color w:val="000000" w:themeColor="text1"/>
+                <w:sz w:val="26"/>
+                <w:szCs w:val="26"/>
+              </w:rPr>
+              <w:t>(họ và tên, tuổi,</w:t>
+            </w:r>
+          </w:p>
+          <w:p>
+            <w:pPr>
+              <w:shd w:val="clear" w:color="auto" w:fill="FFFFFF" w:themeFill="background1"/>
+              <w:jc w:val="center"/>
+              <w:rPr>
+                <w:b/>
+                <w:color w:val="000000" w:themeColor="text1"/>
+                <w:sz w:val="26"/>
+                <w:szCs w:val="26"/>
+              </w:rPr>
+            </w:pPr>
+            <w:r>
+              <w:rPr>
+                <w:b/>
+                <w:color w:val="000000" w:themeColor="text1"/>
+                <w:sz w:val="26"/>
+                <w:szCs w:val="26"/>
+              </w:rPr>
+              <w:t>chẩn đoán)</w:t>
+            </w:r>
+          </w:p>
+        </w:tc>
+        <w:tc>
+          <w:tcPr>
+            <w:tcW w:w="1841" w:type="dxa"/>
+            <w:vAlign w:val="center"/>
+          </w:tcPr>
+          <w:p>
+            <w:pPr>
+              <w:shd w:val="clear" w:color="auto" w:fill="FFFFFF" w:themeFill="background1"/>
+              <w:jc w:val="center"/>
+              <w:rPr>
+                <w:b/>
+                <w:color w:val="000000" w:themeColor="text1"/>
+                <w:sz w:val="26"/>
+                <w:szCs w:val="26"/>
+              </w:rPr>
+            </w:pPr>
+            <w:r>
+              <w:rPr>
+                <w:b/>
+                <w:color w:val="000000" w:themeColor="text1"/>
+                <w:sz w:val="26"/>
+                <w:szCs w:val="26"/>
+              </w:rPr>
+              <w:t>Điểm bằng số</w:t>
+            </w:r>
+          </w:p>
+        </w:tc>
+        <w:tc>
+          <w:tcPr>
+            <w:tcW w:w="2000" w:type="dxa"/>
+            <w:vAlign w:val="center"/>
+          </w:tcPr>
+          <w:p>
+            <w:pPr>
+              <w:shd w:val="clear" w:color="auto" w:fill="FFFFFF" w:themeFill="background1"/>
+              <w:jc w:val="center"/>
+              <w:rPr>
+                <w:b/>
+                <w:color w:val="000000" w:themeColor="text1"/>
+                <w:sz w:val="26"/>
+                <w:szCs w:val="26"/>
+              </w:rPr>
+            </w:pPr>
+            <w:r>
+              <w:rPr>
+                <w:b/>
+                <w:color w:val="000000" w:themeColor="text1"/>
+                <w:sz w:val="26"/>
+                <w:szCs w:val="26"/>
+              </w:rPr>
+              <w:t>Điểm bằng chữ</w:t>
+            </w:r>
+          </w:p>
+        </w:tc>
+      </w:tr>
+      <w:tr>
+        <w:trPr>
+          <w:trHeight w:val="379"/>
+        </w:trPr>
+        <w:tc>
+          <w:tcPr>
+            <w:tcW w:w="1451" w:type="dxa"/>
+          </w:tcPr>
+          <w:p>
+            <w:pPr>
+              <w:shd w:val="clear" w:color="auto" w:fill="FFFFFF" w:themeFill="background1"/>
+              <w:jc w:val="center"/>
+              <w:rPr>
+                <w:color w:val="000000" w:themeColor="text1"/>
+                <w:sz w:val="26"/>
+                <w:szCs w:val="26"/>
+                <w:lang w:val="en-US"/>
+              </w:rPr>
+            </w:pPr>
+            <w:r>
+              <w:rPr>
+                <w:color w:val="000000" w:themeColor="text1"/>
+                <w:sz w:val="26"/>
+                <w:szCs w:val="26"/>
+                <w:lang w:val="en-US"/>
+              </w:rPr>
+              <w:t>[[CD.STT]]</w:t>
+            </w:r>
+          </w:p>
+        </w:tc>
+        <w:tc>
+          <w:tcPr>
+            <w:tcW w:w="2087" w:type="dxa"/>
+          </w:tcPr>
+          <w:p>
+            <w:pPr>
+              <w:shd w:val="clear" w:color="auto" w:fill="FFFFFF" w:themeFill="background1"/>
+              <w:rPr>
+                <w:color w:val="000000" w:themeColor="text1"/>
+                <w:sz w:val="26"/>
+                <w:szCs w:val="26"/>
+                <w:lang w:val="en-US"/>
+              </w:rPr>
+            </w:pPr>
+            <w:r>
+              <w:rPr>
+                <w:color w:val="000000" w:themeColor="text1"/>
+                <w:sz w:val="26"/>
+                <w:szCs w:val="26"/>
+                <w:lang w:val="en-US"/>
+              </w:rPr>
+              <w:t>[[</w:t>
+            </w:r>
+            <w:proofErr w:type="gramStart"/>
+            <w:r>
+              <w:rPr>
+                <w:color w:val="000000" w:themeColor="text1"/>
+                <w:sz w:val="26"/>
+                <w:szCs w:val="26"/>
+                <w:lang w:val="en-US"/>
+              </w:rPr>
+              <w:t>CD.</w:t>
+            </w:r>
+            <w:r>
+              <w:rPr>
+                <w:color w:val="000000" w:themeColor="text1"/>
+                <w:sz w:val="26"/>
+                <w:szCs w:val="26"/>
+                <w:lang w:val="en-US"/>
+              </w:rPr>
+              <w:t>HoTenHV</w:t>
+            </w:r>
+            <w:proofErr w:type="gramEnd"/>
+            <w:r>
+              <w:rPr>
+                <w:color w:val="000000" w:themeColor="text1"/>
+                <w:sz w:val="26"/>
+                <w:szCs w:val="26"/>
+                <w:lang w:val="en-US"/>
+              </w:rPr>
+              <w:t>]]</w:t>
+            </w:r>
+          </w:p>
+        </w:tc>
+        <w:tc>
+          <w:tcPr>
+            <w:tcW w:w="1480" w:type="dxa"/>
+          </w:tcPr>
+          <w:p>
+            <w:pPr>
+              <w:shd w:val="clear" w:color="auto" w:fill="FFFFFF" w:themeFill="background1"/>
+              <w:rPr>
+                <w:color w:val="000000" w:themeColor="text1"/>
+                <w:sz w:val="26"/>
+                <w:szCs w:val="26"/>
+                <w:lang w:val="en-US"/>
+              </w:rPr>
+            </w:pPr>
+            <w:r>
+              <w:rPr>
+                <w:color w:val="000000" w:themeColor="text1"/>
+                <w:sz w:val="26"/>
+                <w:szCs w:val="26"/>
+                <w:lang w:val="en-US"/>
+              </w:rPr>
+              <w:t>[[</w:t>
+            </w:r>
+            <w:proofErr w:type="gramStart"/>
+            <w:r>
+              <w:rPr>
+                <w:color w:val="000000" w:themeColor="text1"/>
+                <w:sz w:val="26"/>
+                <w:szCs w:val="26"/>
+                <w:lang w:val="en-US"/>
+              </w:rPr>
+              <w:t>CD.Tuoi</w:t>
+            </w:r>
+            <w:proofErr w:type="gramEnd"/>
+            <w:r>
+              <w:rPr>
+                <w:color w:val="000000" w:themeColor="text1"/>
+                <w:sz w:val="26"/>
+                <w:szCs w:val="26"/>
+                <w:lang w:val="en-US"/>
+              </w:rPr>
+              <w:t>]]</w:t>
+            </w:r>
+          </w:p>
+        </w:tc>
+        <w:tc>
+          <w:tcPr>
+            <w:tcW w:w="3069" w:type="dxa"/>
+          </w:tcPr>
+          <w:p>
+            <w:pPr>
+              <w:shd w:val="clear" w:color="auto" w:fill="FFFFFF" w:themeFill="background1"/>
+              <w:jc w:val="center"/>
+              <w:rPr>
+                <w:color w:val="000000" w:themeColor="text1"/>
+                <w:sz w:val="26"/>
+                <w:szCs w:val="26"/>
+                <w:lang w:val="en-US"/>
+              </w:rPr>
+            </w:pPr>
+            <w:r>
+              <w:rPr>
+                <w:color w:val="000000" w:themeColor="text1"/>
+                <w:sz w:val="26"/>
+                <w:szCs w:val="26"/>
+                <w:lang w:val="en-US"/>
+              </w:rPr>
+              <w:t>[[</w:t>
+            </w:r>
+            <w:proofErr w:type="gramStart"/>
+            <w:r>
+              <w:rPr>
+                <w:color w:val="000000" w:themeColor="text1"/>
+                <w:sz w:val="26"/>
+                <w:szCs w:val="26"/>
+                <w:lang w:val="en-US"/>
+              </w:rPr>
+              <w:t>CD.</w:t>
+            </w:r>
+            <w:r>
+              <w:rPr>
+                <w:color w:val="000000" w:themeColor="text1"/>
+                <w:sz w:val="26"/>
+                <w:szCs w:val="26"/>
+                <w:lang w:val="en-US"/>
+              </w:rPr>
+              <w:t>DiaChiCongTacHV</w:t>
+            </w:r>
+            <w:proofErr w:type="gramEnd"/>
+            <w:r>
+              <w:rPr>
+                <w:color w:val="000000" w:themeColor="text1"/>
+                <w:sz w:val="26"/>
+                <w:szCs w:val="26"/>
+                <w:lang w:val="en-US"/>
+              </w:rPr>
+              <w:t>]]</w:t>
+            </w:r>
+          </w:p>
+        </w:tc>
+        <w:tc>
+          <w:tcPr>
+            <w:tcW w:w="2866" w:type="dxa"/>
+          </w:tcPr>
+          <w:p>
+            <w:pPr>
+              <w:shd w:val="clear" w:color="auto" w:fill="FFFFFF" w:themeFill="background1"/>
+              <w:jc w:val="center"/>
+              <w:rPr>
+                <w:color w:val="000000" w:themeColor="text1"/>
+                <w:sz w:val="26"/>
+                <w:szCs w:val="26"/>
+                <w:lang w:val="en-US"/>
+              </w:rPr>
+            </w:pPr>
+            <w:r>
+              <w:rPr>
+                <w:color w:val="000000" w:themeColor="text1"/>
+                <w:sz w:val="26"/>
+                <w:szCs w:val="26"/>
+                <w:lang w:val="en-US"/>
+              </w:rPr>
+              <w:t>[[</w:t>
+            </w:r>
+            <w:proofErr w:type="gramStart"/>
+            <w:r>
+              <w:rPr>
+                <w:color w:val="000000" w:themeColor="text1"/>
+                <w:sz w:val="26"/>
+                <w:szCs w:val="26"/>
+                <w:lang w:val="en-US"/>
+              </w:rPr>
+              <w:t>CD.TenBenhNhanThi</w:t>
+            </w:r>
+            <w:proofErr w:type="gramEnd"/>
+            <w:r>
+              <w:rPr>
+                <w:color w:val="000000" w:themeColor="text1"/>
+                <w:sz w:val="26"/>
+                <w:szCs w:val="26"/>
+                <w:lang w:val="en-US"/>
+              </w:rPr>
+              <w:t>]]</w:t>
+            </w:r>
+          </w:p>
+        </w:tc>
+        <w:tc>
+          <w:tcPr>
+            <w:tcW w:w="1841" w:type="dxa"/>
+          </w:tcPr>
+          <w:p>
+            <w:pPr>
+              <w:shd w:val="clear" w:color="auto" w:fill="FFFFFF" w:themeFill="background1"/>
+              <w:rPr>
+                <w:color w:val="000000" w:themeColor="text1"/>
+                <w:sz w:val="26"/>
+                <w:szCs w:val="26"/>
+                <w:lang w:val="en-US"/>
+              </w:rPr>
+            </w:pPr>
+            <w:r>
+              <w:rPr>
+                <w:color w:val="000000" w:themeColor="text1"/>
+                <w:sz w:val="26"/>
+                <w:szCs w:val="26"/>
+                <w:lang w:val="en-US"/>
+              </w:rPr>
+              <w:t>[[</w:t>
+            </w:r>
+            <w:proofErr w:type="gramStart"/>
+            <w:r>
+              <w:rPr>
+                <w:color w:val="000000" w:themeColor="text1"/>
+                <w:sz w:val="26"/>
+                <w:szCs w:val="26"/>
+                <w:lang w:val="en-US"/>
+              </w:rPr>
+              <w:t>CD.DiemSo</w:t>
+            </w:r>
+            <w:proofErr w:type="gramEnd"/>
+            <w:r>
+              <w:rPr>
+                <w:color w:val="000000" w:themeColor="text1"/>
+                <w:sz w:val="26"/>
+                <w:szCs w:val="26"/>
+                <w:lang w:val="en-US"/>
+              </w:rPr>
+              <w:t>]]</w:t>
+            </w:r>
+          </w:p>
+        </w:tc>
+        <w:tc>
+          <w:tcPr>
+            <w:tcW w:w="2000" w:type="dxa"/>
+          </w:tcPr>
+          <w:p>
+            <w:pPr>
+              <w:shd w:val="clear" w:color="auto" w:fill="FFFFFF" w:themeFill="background1"/>
+              <w:rPr>
+                <w:color w:val="000000" w:themeColor="text1"/>
+                <w:sz w:val="26"/>
+                <w:szCs w:val="26"/>
+                <w:lang w:val="en-US"/>
+              </w:rPr>
+            </w:pPr>
+            <w:r>
+              <w:rPr>
+                <w:color w:val="000000" w:themeColor="text1"/>
+                <w:sz w:val="26"/>
+                <w:szCs w:val="26"/>
+                <w:lang w:val="en-US"/>
+              </w:rPr>
+              <w:t>[[</w:t>
+            </w:r>
+            <w:proofErr w:type="gramStart"/>
+            <w:r>
+              <w:rPr>
+                <w:color w:val="000000" w:themeColor="text1"/>
+                <w:sz w:val="26"/>
+                <w:szCs w:val="26"/>
+                <w:lang w:val="en-US"/>
+              </w:rPr>
+              <w:t>CD.DiemChu</w:t>
+            </w:r>
+            <w:proofErr w:type="gramEnd"/>
+            <w:r>
+              <w:rPr>
+                <w:color w:val="000000" w:themeColor="text1"/>
+                <w:sz w:val="26"/>
+                <w:szCs w:val="26"/>
+                <w:lang w:val="en-US"/>
+              </w:rPr>
+              <w:t>]]</w:t>
+            </w:r>
+          </w:p>
+        </w:tc>
+      </w:tr>
+    </w:tbl>
+    <w:p>
+      <w:pPr>
+        <w:shd w:val="clear" w:color="auto" w:fill="FFFFFF" w:themeFill="background1"/>
+        <w:spacing w:after="0"/>
+        <w:rPr>
+          <w:color w:val="000000" w:themeColor="text1"/>
+          <w:sz w:val="26"/>
+          <w:szCs w:val="26"/>
+        </w:rPr>
+      </w:pPr>
+    </w:p>
+    <w:tbl>
+      <w:tblPr>
+        <w:tblStyle w:val="TableGrid"/>
+        <w:tblW w:w="0" w:type="auto"/>
+        <w:tblBorders>
+          <w:top w:val="none" w:sz="0" w:space="0" w:color="auto"/>
+          <w:left w:val="none" w:sz="0" w:space="0" w:color="auto"/>
+          <w:bottom w:val="none" w:sz="0" w:space="0" w:color="auto"/>
+          <w:right w:val="none" w:sz="0" w:space="0" w:color="auto"/>
+          <w:insideH w:val="none" w:sz="0" w:space="0" w:color="auto"/>
+          <w:insideV w:val="none" w:sz="0" w:space="0" w:color="auto"/>
+        </w:tblBorders>
+        <w:tblLook w:val="04A0" w:firstRow="1" w:lastRow="0" w:firstColumn="1" w:lastColumn="0" w:noHBand="0" w:noVBand="1"/>
+      </w:tblPr>
+      <w:tblGrid>
+        <w:gridCol w:w="4536"/>
+        <w:gridCol w:w="4536"/>
+      </w:tblGrid>
+      <w:tr>
+        <w:tc>
+          <w:tcPr>
+            <w:tcW w:w="6588" w:type="dxa"/>
+          </w:tcPr>
+          <w:p>
+            <w:pPr>
+              <w:shd w:val="clear" w:color="auto" w:fill="FFFFFF" w:themeFill="background1"/>
+              <w:jc w:val="center"/>
+              <w:rPr>
+                <w:b/>
+                <w:bCs/>
+                <w:color w:val="000000" w:themeColor="text1"/>
+                <w:sz w:val="26"/>
+                <w:szCs w:val="26"/>
+              </w:rPr>
+            </w:pPr>
+            <w:r>
+              <w:rPr>
+                <w:b/>
+                <w:bCs/>
+                <w:color w:val="000000" w:themeColor="text1"/>
+                <w:sz w:val="26"/>
+                <w:szCs w:val="26"/>
+              </w:rPr>
+              <w:t>Cán bộ chấm thi 1</w:t>
+            </w:r>
+          </w:p>
+          <w:p>
+            <w:pPr>
+              <w:shd w:val="clear" w:color="auto" w:fill="FFFFFF" w:themeFill="background1"/>
+              <w:jc w:val="center"/>
+              <w:rPr>
+                <w:color w:val="000000" w:themeColor="text1"/>
+                <w:sz w:val="26"/>
+                <w:szCs w:val="26"/>
+              </w:rPr>
+            </w:pPr>
+            <w:r>
+              <w:rPr>
+                <w:color w:val="000000" w:themeColor="text1"/>
+                <w:sz w:val="26"/>
+                <w:szCs w:val="26"/>
+              </w:rPr>
+              <w:t>(Ký và ghi rõ họ tên )</w:t>
+            </w:r>
+          </w:p>
+        </w:tc>
+        <w:tc>
+          <w:tcPr>
+            <w:tcW w:w="6588" w:type="dxa"/>
+          </w:tcPr>
+          <w:p>
+            <w:pPr>
+              <w:shd w:val="clear" w:color="auto" w:fill="FFFFFF" w:themeFill="background1"/>
+              <w:jc w:val="center"/>
+              <w:rPr>
+                <w:b/>
+                <w:bCs/>
+                <w:color w:val="000000" w:themeColor="text1"/>
+                <w:sz w:val="26"/>
+                <w:szCs w:val="26"/>
+              </w:rPr>
+            </w:pPr>
+            <w:r>
+              <w:rPr>
+                <w:b/>
+                <w:bCs/>
+                <w:color w:val="000000" w:themeColor="text1"/>
+                <w:sz w:val="26"/>
+                <w:szCs w:val="26"/>
+              </w:rPr>
+              <w:t>Cán bộ chấm thi 2</w:t>
+            </w:r>
+          </w:p>
+          <w:p>
+            <w:pPr>
+              <w:shd w:val="clear" w:color="auto" w:fill="FFFFFF" w:themeFill="background1"/>
+              <w:jc w:val="center"/>
+              <w:rPr>
+                <w:color w:val="000000" w:themeColor="text1"/>
+                <w:sz w:val="26"/>
+                <w:szCs w:val="26"/>
+              </w:rPr>
+            </w:pPr>
+            <w:r>
+              <w:rPr>
+                <w:color w:val="000000" w:themeColor="text1"/>
+                <w:sz w:val="26"/>
+                <w:szCs w:val="26"/>
+              </w:rPr>
+              <w:t>(Ký và ghi rõ họ tên)</w:t>
+            </w:r>
+          </w:p>
+        </w:tc>
+      </w:tr>
+    </w:tbl>
+    <w:p>
+      <w:pPr>
+        <w:shd w:val="clear" w:color="auto" w:fill="FFFFFF" w:themeFill="background1"/>
+        <w:spacing w:after="0"/>
+        <w:rPr>
+          <w:color w:val="000000" w:themeColor="text1"/>
+          <w:lang w:val="vi-VN"/>
+        </w:rPr>
+      </w:pPr>
+    </w:p>
+    <w:p>
+      <w:pPr>
+        <w:shd w:val="clear" w:color="auto" w:fill="FFFFFF" w:themeFill="background1"/>
+        <w:spacing w:after="0"/>
+        <w:jc w:val="both"/>
+        <w:rPr>
+          <w:color w:val="000000" w:themeColor="text1"/>
+          <w:lang w:val="vi-VN"/>
+        </w:rPr>
+      </w:pPr>
+    </w:p>
+    <w:p>
+      <w:pPr>
+        <w:shd w:val="clear" w:color="auto" w:fill="FFFFFF" w:themeFill="background1"/>
+        <w:spacing w:after="0"/>
+        <w:jc w:val="both"/>
+        <w:rPr>
+          <w:color w:val="000000" w:themeColor="text1"/>
+          <w:lang w:val="vi-VN"/>
+        </w:rPr>
+      </w:pPr>
+    </w:p>
+    <w:p>
+      <w:pPr>
+        <w:shd w:val="clear" w:color="auto" w:fill="FFFFFF" w:themeFill="background1"/>
+        <w:spacing w:after="0"/>
+        <w:ind w:firstLine="5954"/>
+        <w:jc w:val="both"/>
+        <w:rPr>
+          <w:color w:val="000000" w:themeColor="text1"/>
+          <w:lang w:val="vi-VN"/>
+        </w:rPr>
+      </w:pPr>
+    </w:p>
+    <w:p>
+      <w:pPr>
+        <w:shd w:val="clear" w:color="auto" w:fill="FFFFFF" w:themeFill="background1"/>
+        <w:spacing w:after="0" w:line="300" w:lineRule="auto"/>
+        <w:rPr>
+          <w:b/>
+          <w:color w:val="000000" w:themeColor="text1"/>
+          <w:sz w:val="32"/>
+          <w:szCs w:val="32"/>
+        </w:rPr>
+      </w:pPr>
+      <w:r>
+        <w:rPr>
+          <w:b/>
+          <w:color w:val="000000" w:themeColor="text1"/>
+          <w:sz w:val="32"/>
+          <w:szCs w:val="32"/>
+          <w:lang w:val="vi-VN"/>
+        </w:rPr>
+        <w:t xml:space="preserve">                 </w:t>
+      </w:r>
+      <w:r>
+        <w:rPr>
+          <w:b/>
+          <w:color w:val="000000" w:themeColor="text1"/>
+          <w:sz w:val="32"/>
+          <w:szCs w:val="32"/>
+        </w:rPr>
+        <w:t xml:space="preserve">                               </w:t>
+      </w:r>
+    </w:p>
     <w:sectPr>
       <w:pgSz w:w="11907" w:h="16840" w:code="9"/>
       <w:pgMar w:top="1134" w:right="1134" w:bottom="1134" w:left="1701" w:header="720" w:footer="720" w:gutter="0"/>
@@ -13,8 +2027,129 @@
 </w:document>
 </file>
 
+<file path=word/numbering.xml><?xml version="1.0" encoding="utf-8"?>
+<w:numbering xmlns:wpc="http://schemas.microsoft.com/office/word/2010/wordprocessingCanvas" xmlns:cx="http://schemas.microsoft.com/office/drawing/2014/chartex" xmlns:cx1="http://schemas.microsoft.com/office/drawing/2015/9/8/chartex" xmlns:cx2="http://schemas.microsoft.com/office/drawing/2015/10/21/chartex" xmlns:cx3="http://schemas.microsoft.com/office/drawing/2016/5/9/chartex" xmlns:cx4="http://schemas.microsoft.com/office/drawing/2016/5/10/chartex" xmlns:cx5="http://schemas.microsoft.com/office/drawing/2016/5/11/chartex" xmlns:cx6="http://schemas.microsoft.com/office/drawing/2016/5/12/chartex" xmlns:cx7="http://schemas.microsoft.com/office/drawing/2016/5/13/chartex" xmlns:cx8="http://schemas.microsoft.com/office/drawing/2016/5/14/chartex" xmlns:mc="http://schemas.openxmlformats.org/markup-compatibility/2006" xmlns:aink="http://schemas.microsoft.com/office/drawing/2016/ink" xmlns:am3d="http://schemas.microsoft.com/office/drawing/2017/model3d" xmlns:o="urn:schemas-microsoft-com:office:office" xmlns:oel="http://schemas.microsoft.com/office/2019/extlst" xmlns:r="http://schemas.openxmlformats.org/officeDocument/2006/relationships" xmlns:m="http://schemas.openxmlformats.org/officeDocument/2006/math" xmlns:v="urn:schemas-microsoft-com:vml" xmlns:wp14="http://schemas.microsoft.com/office/word/2010/wordprocessingDrawing" xmlns:wp="http://schemas.openxmlformats.org/drawingml/2006/wordprocessingDrawing" xmlns:w10="urn:schemas-microsoft-com:office:word" xmlns:w="http://schemas.openxmlformats.org/wordprocessingml/2006/main" xmlns:w14="http://schemas.microsoft.com/office/word/2010/wordml" xmlns:w15="http://schemas.microsoft.com/office/word/2012/wordml" xmlns:w16cex="http://schemas.microsoft.com/office/word/2018/wordml/cex" xmlns:w16cid="http://schemas.microsoft.com/office/word/2016/wordml/cid" xmlns:w16="http://schemas.microsoft.com/office/word/2018/wordml" xmlns:w16du="http://schemas.microsoft.com/office/word/2023/wordml/word16du" xmlns:w16sdtdh="http://schemas.microsoft.com/office/word/2020/wordml/sdtdatahash" xmlns:w16sdtfl="http://schemas.microsoft.com/office/word/2024/wordml/sdtformatlock" xmlns:w16se="http://schemas.microsoft.com/office/word/2015/wordml/symex" xmlns:wpg="http://schemas.microsoft.com/office/word/2010/wordprocessingGroup" xmlns:wpi="http://schemas.microsoft.com/office/word/2010/wordprocessingInk" xmlns:wne="http://schemas.microsoft.com/office/word/2006/wordml" xmlns:wps="http://schemas.microsoft.com/office/word/2010/wordprocessingShape" mc:Ignorable="w14 w15 w16se w16cid w16 w16cex w16sdtdh w16sdtfl w16du wp14">
+  <w:abstractNum w:abstractNumId="0" w15:restartNumberingAfterBreak="0">
+    <w:nsid w:val="31B52E1B"/>
+    <w:multiLevelType w:val="hybridMultilevel"/>
+    <w:tmpl w:val="0BA88C36"/>
+    <w:lvl w:ilvl="0" w:tplc="3CEC97E8">
+      <w:start w:val="2"/>
+      <w:numFmt w:val="bullet"/>
+      <w:lvlText w:val="-"/>
+      <w:lvlJc w:val="left"/>
+      <w:pPr>
+        <w:ind w:left="1080" w:hanging="360"/>
+      </w:pPr>
+      <w:rPr>
+        <w:rFonts w:ascii="Times New Roman" w:eastAsiaTheme="minorHAnsi" w:hAnsi="Times New Roman" w:cs="Times New Roman" w:hint="default"/>
+      </w:rPr>
+    </w:lvl>
+    <w:lvl w:ilvl="1" w:tplc="04090003" w:tentative="1">
+      <w:start w:val="1"/>
+      <w:numFmt w:val="bullet"/>
+      <w:lvlText w:val="o"/>
+      <w:lvlJc w:val="left"/>
+      <w:pPr>
+        <w:ind w:left="1800" w:hanging="360"/>
+      </w:pPr>
+      <w:rPr>
+        <w:rFonts w:ascii="Courier New" w:hAnsi="Courier New" w:cs="Courier New" w:hint="default"/>
+      </w:rPr>
+    </w:lvl>
+    <w:lvl w:ilvl="2" w:tplc="04090005" w:tentative="1">
+      <w:start w:val="1"/>
+      <w:numFmt w:val="bullet"/>
+      <w:lvlText w:val=""/>
+      <w:lvlJc w:val="left"/>
+      <w:pPr>
+        <w:ind w:left="2520" w:hanging="360"/>
+      </w:pPr>
+      <w:rPr>
+        <w:rFonts w:ascii="Wingdings" w:hAnsi="Wingdings" w:hint="default"/>
+      </w:rPr>
+    </w:lvl>
+    <w:lvl w:ilvl="3" w:tplc="04090001" w:tentative="1">
+      <w:start w:val="1"/>
+      <w:numFmt w:val="bullet"/>
+      <w:lvlText w:val=""/>
+      <w:lvlJc w:val="left"/>
+      <w:pPr>
+        <w:ind w:left="3240" w:hanging="360"/>
+      </w:pPr>
+      <w:rPr>
+        <w:rFonts w:ascii="Symbol" w:hAnsi="Symbol" w:hint="default"/>
+      </w:rPr>
+    </w:lvl>
+    <w:lvl w:ilvl="4" w:tplc="04090003" w:tentative="1">
+      <w:start w:val="1"/>
+      <w:numFmt w:val="bullet"/>
+      <w:lvlText w:val="o"/>
+      <w:lvlJc w:val="left"/>
+      <w:pPr>
+        <w:ind w:left="3960" w:hanging="360"/>
+      </w:pPr>
+      <w:rPr>
+        <w:rFonts w:ascii="Courier New" w:hAnsi="Courier New" w:cs="Courier New" w:hint="default"/>
+      </w:rPr>
+    </w:lvl>
+    <w:lvl w:ilvl="5" w:tplc="04090005" w:tentative="1">
+      <w:start w:val="1"/>
+      <w:numFmt w:val="bullet"/>
+      <w:lvlText w:val=""/>
+      <w:lvlJc w:val="left"/>
+      <w:pPr>
+        <w:ind w:left="4680" w:hanging="360"/>
+      </w:pPr>
+      <w:rPr>
+        <w:rFonts w:ascii="Wingdings" w:hAnsi="Wingdings" w:hint="default"/>
+      </w:rPr>
+    </w:lvl>
+    <w:lvl w:ilvl="6" w:tplc="04090001" w:tentative="1">
+      <w:start w:val="1"/>
+      <w:numFmt w:val="bullet"/>
+      <w:lvlText w:val=""/>
+      <w:lvlJc w:val="left"/>
+      <w:pPr>
+        <w:ind w:left="5400" w:hanging="360"/>
+      </w:pPr>
+      <w:rPr>
+        <w:rFonts w:ascii="Symbol" w:hAnsi="Symbol" w:hint="default"/>
+      </w:rPr>
+    </w:lvl>
+    <w:lvl w:ilvl="7" w:tplc="04090003" w:tentative="1">
+      <w:start w:val="1"/>
+      <w:numFmt w:val="bullet"/>
+      <w:lvlText w:val="o"/>
+      <w:lvlJc w:val="left"/>
+      <w:pPr>
+        <w:ind w:left="6120" w:hanging="360"/>
+      </w:pPr>
+      <w:rPr>
+        <w:rFonts w:ascii="Courier New" w:hAnsi="Courier New" w:cs="Courier New" w:hint="default"/>
+      </w:rPr>
+    </w:lvl>
+    <w:lvl w:ilvl="8" w:tplc="04090005" w:tentative="1">
+      <w:start w:val="1"/>
+      <w:numFmt w:val="bullet"/>
+      <w:lvlText w:val=""/>
+      <w:lvlJc w:val="left"/>
+      <w:pPr>
+        <w:ind w:left="6840" w:hanging="360"/>
+      </w:pPr>
+      <w:rPr>
+        <w:rFonts w:ascii="Wingdings" w:hAnsi="Wingdings" w:hint="default"/>
+      </w:rPr>
+    </w:lvl>
+  </w:abstractNum>
+  <w:num w:numId="1" w16cid:durableId="921990229">
+    <w:abstractNumId w:val="0"/>
+  </w:num>
+</w:numbering>
+</file>
+
 <file path=word/styles.xml><?xml version="1.0" encoding="utf-8"?>
-<w:styles xmlns:mc="http://schemas.openxmlformats.org/markup-compatibility/2006" xmlns:r="http://schemas.openxmlformats.org/officeDocument/2006/relationships" xmlns:w="http://schemas.openxmlformats.org/wordprocessingml/2006/main" xmlns:w14="http://schemas.microsoft.com/office/word/2010/wordml" xmlns:w15="http://schemas.microsoft.com/office/word/2012/wordml" xmlns:w16cex="http://schemas.microsoft.com/office/word/2018/wordml/cex" xmlns:w16cid="http://schemas.microsoft.com/office/word/2016/wordml/cid" xmlns:w16="http://schemas.microsoft.com/office/word/2018/wordml" xmlns:w16sdtdh="http://schemas.microsoft.com/office/word/2020/wordml/sdtdatahash" xmlns:w16se="http://schemas.microsoft.com/office/word/2015/wordml/symex" mc:Ignorable="w14 w15 w16se w16cid w16 w16cex w16sdtdh">
+<w:styles xmlns:mc="http://schemas.openxmlformats.org/markup-compatibility/2006" xmlns:r="http://schemas.openxmlformats.org/officeDocument/2006/relationships" xmlns:w="http://schemas.openxmlformats.org/wordprocessingml/2006/main" xmlns:w14="http://schemas.microsoft.com/office/word/2010/wordml" xmlns:w15="http://schemas.microsoft.com/office/word/2012/wordml" xmlns:w16cex="http://schemas.microsoft.com/office/word/2018/wordml/cex" xmlns:w16cid="http://schemas.microsoft.com/office/word/2016/wordml/cid" xmlns:w16="http://schemas.microsoft.com/office/word/2018/wordml" xmlns:w16du="http://schemas.microsoft.com/office/word/2023/wordml/word16du" xmlns:w16sdtdh="http://schemas.microsoft.com/office/word/2020/wordml/sdtdatahash" xmlns:w16sdtfl="http://schemas.microsoft.com/office/word/2024/wordml/sdtformatlock" xmlns:w16se="http://schemas.microsoft.com/office/word/2015/wordml/symex" mc:Ignorable="w14 w15 w16se w16cid w16 w16cex w16sdtdh w16sdtfl w16du">
   <w:docDefaults>
     <w:rPrDefault>
       <w:rPr>
@@ -187,7 +2322,7 @@
     <w:lsdException w:name="Table Web 2" w:semiHidden="1" w:unhideWhenUsed="1"/>
     <w:lsdException w:name="Table Web 3" w:semiHidden="1" w:unhideWhenUsed="1"/>
     <w:lsdException w:name="Balloon Text" w:semiHidden="1" w:unhideWhenUsed="1"/>
-    <w:lsdException w:name="Table Grid" w:uiPriority="39"/>
+    <w:lsdException w:name="Table Grid" w:uiPriority="59"/>
     <w:lsdException w:name="Table Theme" w:semiHidden="1" w:unhideWhenUsed="1"/>
     <w:lsdException w:name="Placeholder Text" w:semiHidden="1"/>
     <w:lsdException w:name="No Spacing" w:uiPriority="1" w:qFormat="1"/>
@@ -860,7 +2995,9 @@
   </w:style>
   <w:style w:type="paragraph" w:styleId="ListParagraph">
     <w:name w:val="List Paragraph"/>
+    <w:aliases w:val="bullet 1,bullet,List Paragraph11,List Paragraph2,Pictures"/>
     <w:basedOn w:val="Normal"/>
+    <w:link w:val="ListParagraphChar"/>
     <w:uiPriority w:val="34"/>
     <w:qFormat/>
     <w:rsid w:val="00C60E8A"/>
@@ -929,6 +3066,41 @@
       <w:color w:val="0F4761" w:themeColor="accent1" w:themeShade="BF"/>
       <w:spacing w:val="5"/>
     </w:rPr>
+  </w:style>
+  <w:style w:type="table" w:styleId="TableGrid">
+    <w:name w:val="Table Grid"/>
+    <w:basedOn w:val="TableNormal"/>
+    <w:uiPriority w:val="59"/>
+    <w:rsid w:val="00CE4779"/>
+    <w:pPr>
+      <w:spacing w:after="0" w:line="240" w:lineRule="auto"/>
+    </w:pPr>
+    <w:rPr>
+      <w:rFonts w:eastAsia="Times New Roman" w:cs="Times New Roman"/>
+      <w:kern w:val="0"/>
+      <w:sz w:val="20"/>
+      <w:szCs w:val="20"/>
+      <w:lang w:val="vi-VN" w:eastAsia="vi-VN"/>
+      <w14:ligatures w14:val="none"/>
+    </w:rPr>
+    <w:tblPr>
+      <w:tblBorders>
+        <w:top w:val="single" w:sz="4" w:space="0" w:color="auto"/>
+        <w:left w:val="single" w:sz="4" w:space="0" w:color="auto"/>
+        <w:bottom w:val="single" w:sz="4" w:space="0" w:color="auto"/>
+        <w:right w:val="single" w:sz="4" w:space="0" w:color="auto"/>
+        <w:insideH w:val="single" w:sz="4" w:space="0" w:color="auto"/>
+        <w:insideV w:val="single" w:sz="4" w:space="0" w:color="auto"/>
+      </w:tblBorders>
+    </w:tblPr>
+  </w:style>
+  <w:style w:type="character" w:customStyle="1" w:styleId="ListParagraphChar">
+    <w:name w:val="List Paragraph Char"/>
+    <w:aliases w:val="bullet 1 Char,bullet Char,List Paragraph11 Char,List Paragraph2 Char,Pictures Char"/>
+    <w:basedOn w:val="DefaultParagraphFont"/>
+    <w:link w:val="ListParagraph"/>
+    <w:uiPriority w:val="34"/>
+    <w:rsid w:val="00CE4779"/>
   </w:style>
 </w:styles>
 </file>

--- a/QTQLĐT&HTQT03/QTQLĐT&HTQT03BM34.docx
+++ b/QTQLĐT&HTQT03/QTQLĐT&HTQT03BM34.docx
@@ -257,17 +257,7 @@
                                       <w:szCs w:val="18"/>
                                       <w:lang w:val="vi-VN"/>
                                     </w:rPr>
-                                    <w:t xml:space="preserve">Phiếu chấm điểm lâm </w:t>
-                                  </w:r>
-                                  <w:proofErr w:type="gramStart"/>
-                                  <w:r>
-                                    <w:rPr>
-                                      <w:rFonts w:ascii="Calibri" w:hAnsi="Calibri"/>
-                                      <w:sz w:val="18"/>
-                                      <w:szCs w:val="18"/>
-                                      <w:lang w:val="vi-VN"/>
-                                    </w:rPr>
-                                    <w:t xml:space="preserve">sàng  </w:t>
+                                    <w:t xml:space="preserve">Phiếu chấm điểm lâm sàng  </w:t>
                                   </w:r>
                                   <w:r>
                                     <w:rPr>
@@ -286,7 +276,6 @@
                                     </w:rPr>
                                     <w:t>.ĐT</w:t>
                                   </w:r>
-                                  <w:proofErr w:type="gramEnd"/>
                                 </w:p>
                                 <w:p>
                                   <w:pPr>
@@ -352,23 +341,13 @@
                                       <w:szCs w:val="18"/>
                                     </w:rPr>
                                   </w:pPr>
-                                  <w:proofErr w:type="gramStart"/>
                                   <w:r>
                                     <w:rPr>
                                       <w:rFonts w:ascii="Calibri" w:hAnsi="Calibri"/>
                                       <w:sz w:val="18"/>
                                       <w:szCs w:val="18"/>
                                     </w:rPr>
-                                    <w:t>.ĐT</w:t>
-                                  </w:r>
-                                  <w:proofErr w:type="gramEnd"/>
-                                  <w:r>
-                                    <w:rPr>
-                                      <w:rFonts w:ascii="Calibri" w:hAnsi="Calibri"/>
-                                      <w:sz w:val="18"/>
-                                      <w:szCs w:val="18"/>
-                                    </w:rPr>
-                                    <w:t xml:space="preserve"> </w:t>
+                                    <w:t xml:space="preserve">.ĐT </w:t>
                                   </w:r>
                                 </w:p>
                               </w:txbxContent>
@@ -1245,26 +1224,26 @@
     <w:tbl>
       <w:tblPr>
         <w:tblStyle w:val="TableGrid"/>
-        <w:tblW w:w="14794" w:type="dxa"/>
+        <w:tblW w:w="11928" w:type="dxa"/>
         <w:tblInd w:w="-1706" w:type="dxa"/>
         <w:tblLook w:val="04A0" w:firstRow="1" w:lastRow="0" w:firstColumn="1" w:lastColumn="0" w:noHBand="0" w:noVBand="1"/>
       </w:tblPr>
       <w:tblGrid>
-        <w:gridCol w:w="1451"/>
-        <w:gridCol w:w="2087"/>
-        <w:gridCol w:w="1480"/>
-        <w:gridCol w:w="3069"/>
-        <w:gridCol w:w="2866"/>
-        <w:gridCol w:w="1841"/>
+        <w:gridCol w:w="1466"/>
+        <w:gridCol w:w="2101"/>
+        <w:gridCol w:w="1494"/>
+        <w:gridCol w:w="3791"/>
+        <w:gridCol w:w="2881"/>
+        <w:gridCol w:w="1856"/>
         <w:gridCol w:w="2000"/>
       </w:tblGrid>
       <w:tr>
         <w:trPr>
-          <w:trHeight w:val="755"/>
+          <w:trHeight w:val="1767"/>
         </w:trPr>
         <w:tc>
           <w:tcPr>
-            <w:tcW w:w="1451" w:type="dxa"/>
+            <w:tcW w:w="1198" w:type="dxa"/>
             <w:vAlign w:val="center"/>
           </w:tcPr>
           <w:p>
@@ -1291,7 +1270,7 @@
         </w:tc>
         <w:tc>
           <w:tcPr>
-            <w:tcW w:w="2087" w:type="dxa"/>
+            <w:tcW w:w="1685" w:type="dxa"/>
             <w:vAlign w:val="center"/>
           </w:tcPr>
           <w:p>
@@ -1318,7 +1297,7 @@
         </w:tc>
         <w:tc>
           <w:tcPr>
-            <w:tcW w:w="1480" w:type="dxa"/>
+            <w:tcW w:w="1220" w:type="dxa"/>
             <w:vAlign w:val="center"/>
           </w:tcPr>
           <w:p>
@@ -1345,7 +1324,7 @@
         </w:tc>
         <w:tc>
           <w:tcPr>
-            <w:tcW w:w="3069" w:type="dxa"/>
+            <w:tcW w:w="2438" w:type="dxa"/>
             <w:vAlign w:val="center"/>
           </w:tcPr>
           <w:p>
@@ -1372,7 +1351,7 @@
         </w:tc>
         <w:tc>
           <w:tcPr>
-            <w:tcW w:w="2866" w:type="dxa"/>
+            <w:tcW w:w="2283" w:type="dxa"/>
             <w:vAlign w:val="center"/>
           </w:tcPr>
           <w:p>
@@ -1441,7 +1420,7 @@
         </w:tc>
         <w:tc>
           <w:tcPr>
-            <w:tcW w:w="1841" w:type="dxa"/>
+            <w:tcW w:w="1497" w:type="dxa"/>
             <w:vAlign w:val="center"/>
           </w:tcPr>
           <w:p>
@@ -1468,7 +1447,7 @@
         </w:tc>
         <w:tc>
           <w:tcPr>
-            <w:tcW w:w="2000" w:type="dxa"/>
+            <w:tcW w:w="1607" w:type="dxa"/>
             <w:vAlign w:val="center"/>
           </w:tcPr>
           <w:p>
@@ -1496,11 +1475,11 @@
       </w:tr>
       <w:tr>
         <w:trPr>
-          <w:trHeight w:val="379"/>
+          <w:trHeight w:val="887"/>
         </w:trPr>
         <w:tc>
           <w:tcPr>
-            <w:tcW w:w="1451" w:type="dxa"/>
+            <w:tcW w:w="1198" w:type="dxa"/>
           </w:tcPr>
           <w:p>
             <w:pPr>
@@ -1520,13 +1499,31 @@
                 <w:szCs w:val="26"/>
                 <w:lang w:val="en-US"/>
               </w:rPr>
-              <w:t>[[CD.STT]]</w:t>
+              <w:t>[[</w:t>
+            </w:r>
+            <w:r>
+              <w:rPr>
+                <w:color w:val="000000" w:themeColor="text1"/>
+                <w:sz w:val="26"/>
+                <w:szCs w:val="26"/>
+                <w:lang w:val="en-US"/>
+              </w:rPr>
+              <w:t>HV</w:t>
+            </w:r>
+            <w:r>
+              <w:rPr>
+                <w:color w:val="000000" w:themeColor="text1"/>
+                <w:sz w:val="26"/>
+                <w:szCs w:val="26"/>
+                <w:lang w:val="en-US"/>
+              </w:rPr>
+              <w:t>.STT]]</w:t>
             </w:r>
           </w:p>
         </w:tc>
         <w:tc>
           <w:tcPr>
-            <w:tcW w:w="2087" w:type="dxa"/>
+            <w:tcW w:w="1685" w:type="dxa"/>
           </w:tcPr>
           <w:p>
             <w:pPr>
@@ -1547,7 +1544,6 @@
               </w:rPr>
               <w:t>[[</w:t>
             </w:r>
-            <w:proofErr w:type="gramStart"/>
             <w:r>
               <w:rPr>
                 <w:color w:val="000000" w:themeColor="text1"/>
@@ -1555,7 +1551,7 @@
                 <w:szCs w:val="26"/>
                 <w:lang w:val="en-US"/>
               </w:rPr>
-              <w:t>CD.</w:t>
+              <w:t>HV</w:t>
             </w:r>
             <w:r>
               <w:rPr>
@@ -1564,9 +1560,17 @@
                 <w:szCs w:val="26"/>
                 <w:lang w:val="en-US"/>
               </w:rPr>
+              <w:t>.</w:t>
+            </w:r>
+            <w:r>
+              <w:rPr>
+                <w:color w:val="000000" w:themeColor="text1"/>
+                <w:sz w:val="26"/>
+                <w:szCs w:val="26"/>
+                <w:lang w:val="en-US"/>
+              </w:rPr>
               <w:t>HoTenHV</w:t>
             </w:r>
-            <w:proofErr w:type="gramEnd"/>
             <w:r>
               <w:rPr>
                 <w:color w:val="000000" w:themeColor="text1"/>
@@ -1580,7 +1584,7 @@
         </w:tc>
         <w:tc>
           <w:tcPr>
-            <w:tcW w:w="1480" w:type="dxa"/>
+            <w:tcW w:w="1220" w:type="dxa"/>
           </w:tcPr>
           <w:p>
             <w:pPr>
@@ -1601,7 +1605,6 @@
               </w:rPr>
               <w:t>[[</w:t>
             </w:r>
-            <w:proofErr w:type="gramStart"/>
             <w:r>
               <w:rPr>
                 <w:color w:val="000000" w:themeColor="text1"/>
@@ -1609,9 +1612,8 @@
                 <w:szCs w:val="26"/>
                 <w:lang w:val="en-US"/>
               </w:rPr>
-              <w:t>CD.Tuoi</w:t>
-            </w:r>
-            <w:proofErr w:type="gramEnd"/>
+              <w:t>HV</w:t>
+            </w:r>
             <w:r>
               <w:rPr>
                 <w:color w:val="000000" w:themeColor="text1"/>
@@ -1619,13 +1621,13 @@
                 <w:szCs w:val="26"/>
                 <w:lang w:val="en-US"/>
               </w:rPr>
-              <w:t>]]</w:t>
+              <w:t>.Tuoi]]</w:t>
             </w:r>
           </w:p>
         </w:tc>
         <w:tc>
           <w:tcPr>
-            <w:tcW w:w="3069" w:type="dxa"/>
+            <w:tcW w:w="2438" w:type="dxa"/>
           </w:tcPr>
           <w:p>
             <w:pPr>
@@ -1647,7 +1649,6 @@
               </w:rPr>
               <w:t>[[</w:t>
             </w:r>
-            <w:proofErr w:type="gramStart"/>
             <w:r>
               <w:rPr>
                 <w:color w:val="000000" w:themeColor="text1"/>
@@ -1655,7 +1656,7 @@
                 <w:szCs w:val="26"/>
                 <w:lang w:val="en-US"/>
               </w:rPr>
-              <w:t>CD.</w:t>
+              <w:t>HV</w:t>
             </w:r>
             <w:r>
               <w:rPr>
@@ -1664,9 +1665,17 @@
                 <w:szCs w:val="26"/>
                 <w:lang w:val="en-US"/>
               </w:rPr>
-              <w:t>DiaChiCongTacHV</w:t>
-            </w:r>
-            <w:proofErr w:type="gramEnd"/>
+              <w:t>.</w:t>
+            </w:r>
+            <w:r>
+              <w:rPr>
+                <w:color w:val="000000" w:themeColor="text1"/>
+                <w:sz w:val="26"/>
+                <w:szCs w:val="26"/>
+                <w:lang w:val="en-US"/>
+              </w:rPr>
+              <w:t>DonViCongTacDiaChiHV</w:t>
+            </w:r>
             <w:r>
               <w:rPr>
                 <w:color w:val="000000" w:themeColor="text1"/>
@@ -1680,7 +1689,7 @@
         </w:tc>
         <w:tc>
           <w:tcPr>
-            <w:tcW w:w="2866" w:type="dxa"/>
+            <w:tcW w:w="2283" w:type="dxa"/>
           </w:tcPr>
           <w:p>
             <w:pPr>
@@ -1702,7 +1711,6 @@
               </w:rPr>
               <w:t>[[</w:t>
             </w:r>
-            <w:proofErr w:type="gramStart"/>
             <w:r>
               <w:rPr>
                 <w:color w:val="000000" w:themeColor="text1"/>
@@ -1710,9 +1718,8 @@
                 <w:szCs w:val="26"/>
                 <w:lang w:val="en-US"/>
               </w:rPr>
-              <w:t>CD.TenBenhNhanThi</w:t>
-            </w:r>
-            <w:proofErr w:type="gramEnd"/>
+              <w:t>HV</w:t>
+            </w:r>
             <w:r>
               <w:rPr>
                 <w:color w:val="000000" w:themeColor="text1"/>
@@ -1720,13 +1727,13 @@
                 <w:szCs w:val="26"/>
                 <w:lang w:val="en-US"/>
               </w:rPr>
-              <w:t>]]</w:t>
+              <w:t>.TenBenhNhanThi]]</w:t>
             </w:r>
           </w:p>
         </w:tc>
         <w:tc>
           <w:tcPr>
-            <w:tcW w:w="1841" w:type="dxa"/>
+            <w:tcW w:w="1497" w:type="dxa"/>
           </w:tcPr>
           <w:p>
             <w:pPr>
@@ -1747,7 +1754,6 @@
               </w:rPr>
               <w:t>[[</w:t>
             </w:r>
-            <w:proofErr w:type="gramStart"/>
             <w:r>
               <w:rPr>
                 <w:color w:val="000000" w:themeColor="text1"/>
@@ -1755,9 +1761,8 @@
                 <w:szCs w:val="26"/>
                 <w:lang w:val="en-US"/>
               </w:rPr>
-              <w:t>CD.DiemSo</w:t>
-            </w:r>
-            <w:proofErr w:type="gramEnd"/>
+              <w:t>HV</w:t>
+            </w:r>
             <w:r>
               <w:rPr>
                 <w:color w:val="000000" w:themeColor="text1"/>
@@ -1765,13 +1770,13 @@
                 <w:szCs w:val="26"/>
                 <w:lang w:val="en-US"/>
               </w:rPr>
-              <w:t>]]</w:t>
+              <w:t>.DiemSo]]</w:t>
             </w:r>
           </w:p>
         </w:tc>
         <w:tc>
           <w:tcPr>
-            <w:tcW w:w="2000" w:type="dxa"/>
+            <w:tcW w:w="1607" w:type="dxa"/>
           </w:tcPr>
           <w:p>
             <w:pPr>
@@ -1790,27 +1795,7 @@
                 <w:szCs w:val="26"/>
                 <w:lang w:val="en-US"/>
               </w:rPr>
-              <w:t>[[</w:t>
-            </w:r>
-            <w:proofErr w:type="gramStart"/>
-            <w:r>
-              <w:rPr>
-                <w:color w:val="000000" w:themeColor="text1"/>
-                <w:sz w:val="26"/>
-                <w:szCs w:val="26"/>
-                <w:lang w:val="en-US"/>
-              </w:rPr>
-              <w:t>CD.DiemChu</w:t>
-            </w:r>
-            <w:proofErr w:type="gramEnd"/>
-            <w:r>
-              <w:rPr>
-                <w:color w:val="000000" w:themeColor="text1"/>
-                <w:sz w:val="26"/>
-                <w:szCs w:val="26"/>
-                <w:lang w:val="en-US"/>
-              </w:rPr>
-              <w:t>]]</w:t>
+              <w:t>[[CD.DiemChu]]</w:t>
             </w:r>
           </w:p>
         </w:tc>
@@ -2751,7 +2736,6 @@
   <w:style w:type="character" w:default="1" w:styleId="DefaultParagraphFont">
     <w:name w:val="Default Paragraph Font"/>
     <w:uiPriority w:val="1"/>
-    <w:semiHidden/>
     <w:unhideWhenUsed/>
   </w:style>
   <w:style w:type="table" w:default="1" w:styleId="TableNormal">
